--- a/King-Double-Glazing-Handover.docx
+++ b/King-Double-Glazing-Handover.docx
@@ -473,7 +473,7 @@
             </w:tcMar>
           </w:tcPr>
           <w:p>
-            <w:hyperlink w:history="1" r:id="rIdzry5pk6eq1u6uoprpah-d">
+            <w:hyperlink w:history="1" r:id="rIdcbff3aooocfaebufaoikb">
               <w:r>
                 <w:rPr>
                   <w:rFonts w:ascii="Arial" w:cs="Arial" w:eastAsia="Arial" w:hAnsi="Arial"/>
@@ -592,7 +592,7 @@
             </w:tcMar>
           </w:tcPr>
           <w:p>
-            <w:hyperlink w:history="1" r:id="rIdsupqfelpxjtwaaj9pnne1">
+            <w:hyperlink w:history="1" r:id="rIdjjzryxk7fqscu2yo8o210">
               <w:r>
                 <w:rPr>
                   <w:rFonts w:ascii="Arial" w:cs="Arial" w:eastAsia="Arial" w:hAnsi="Arial"/>
@@ -711,7 +711,7 @@
             </w:tcMar>
           </w:tcPr>
           <w:p>
-            <w:hyperlink w:history="1" r:id="rId2tsuabq9iacg8_ewno2no">
+            <w:hyperlink w:history="1" r:id="rIdjw_vyw4dgjxambz9ixnxd">
               <w:r>
                 <w:rPr>
                   <w:rFonts w:ascii="Arial" w:cs="Arial" w:eastAsia="Arial" w:hAnsi="Arial"/>
@@ -830,7 +830,7 @@
             </w:tcMar>
           </w:tcPr>
           <w:p>
-            <w:hyperlink w:history="1" r:id="rIdul3x-xqdtsihe4fpjvfyx">
+            <w:hyperlink w:history="1" r:id="rIdzekuddjhqm7bzpst0kzwv">
               <w:r>
                 <w:rPr>
                   <w:rFonts w:ascii="Arial" w:cs="Arial" w:eastAsia="Arial" w:hAnsi="Arial"/>
@@ -950,7 +950,7 @@
             </w:tcMar>
           </w:tcPr>
           <w:p>
-            <w:hyperlink w:history="1" r:id="rIdwperk0qkqnhkdgzyj1eie">
+            <w:hyperlink w:history="1" r:id="rIdxicm5byazu_a4iascwuar">
               <w:r>
                 <w:rPr>
                   <w:rFonts w:ascii="Arial" w:cs="Arial" w:eastAsia="Arial" w:hAnsi="Arial"/>
@@ -2368,24 +2368,7 @@
           <w:sz w:val="36"/>
           <w:szCs w:val="36"/>
         </w:rPr>
-        <w:t xml:space="preserve">4. Editing Your Pages</w:t>
-      </w:r>
-    </w:p>
-    <w:p>
-      <w:pPr>
-        <w:pStyle w:val="Heading2"/>
-        <w:spacing w:after="120" w:before="320"/>
-      </w:pPr>
-      <w:r>
-        <w:rPr>
-          <w:rFonts w:ascii="Arial" w:cs="Arial" w:eastAsia="Arial" w:hAnsi="Arial"/>
-          <w:b/>
-          <w:bCs/>
-          <w:color w:val="1A3C5E"/>
-          <w:sz w:val="28"/>
-          <w:szCs w:val="28"/>
-        </w:rPr>
-        <w:t xml:space="preserve">4.1  Home Page</w:t>
+        <w:t xml:space="preserve">4. Editing Your Email Templates</w:t>
       </w:r>
     </w:p>
     <w:p>
@@ -2399,7 +2382,7 @@
           <w:sz w:val="22"/>
           <w:szCs w:val="22"/>
         </w:rPr>
-        <w:t xml:space="preserve">This is the first thing people see. You can edit:</w:t>
+        <w:t xml:space="preserve">Every time a customer submits a quote or fills in the contact form, two emails are sent automatically:</w:t>
       </w:r>
     </w:p>
     <w:p>
@@ -2418,7 +2401,7 @@
           <w:sz w:val="22"/>
           <w:szCs w:val="22"/>
         </w:rPr>
-        <w:t xml:space="preserve">The main headline and sub-headline at the top</w:t>
+        <w:t xml:space="preserve">One to the customer confirming their request.</w:t>
       </w:r>
     </w:p>
     <w:p>
@@ -2437,47 +2420,996 @@
           <w:sz w:val="22"/>
           <w:szCs w:val="22"/>
         </w:rPr>
-        <w:t xml:space="preserve">The call-to-action buttons (e.g. “Get a Free Quote”)</w:t>
-      </w:r>
-    </w:p>
-    <w:p>
-      <w:pPr>
-        <w:pStyle w:val="ListParagraph"/>
-        <w:numPr>
-          <w:ilvl w:val="0"/>
-          <w:numId w:val="3"/>
-        </w:numPr>
-        <w:spacing w:after="60" w:before="60"/>
-      </w:pPr>
-      <w:r>
-        <w:rPr>
-          <w:rFonts w:ascii="Arial" w:cs="Arial" w:eastAsia="Arial" w:hAnsi="Arial"/>
-          <w:color w:val="1A1A1A"/>
-          <w:sz w:val="22"/>
-          <w:szCs w:val="22"/>
-        </w:rPr>
-        <w:t xml:space="preserve">Each section of the page — they are listed one by one in the editor</w:t>
-      </w:r>
-    </w:p>
-    <w:p>
-      <w:pPr>
-        <w:pStyle w:val="ListParagraph"/>
-        <w:numPr>
-          <w:ilvl w:val="0"/>
-          <w:numId w:val="3"/>
-        </w:numPr>
-        <w:spacing w:after="60" w:before="60"/>
-      </w:pPr>
-      <w:r>
-        <w:rPr>
-          <w:rFonts w:ascii="Arial" w:cs="Arial" w:eastAsia="Arial" w:hAnsi="Arial"/>
-          <w:color w:val="1A1A1A"/>
-          <w:sz w:val="22"/>
-          <w:szCs w:val="22"/>
-        </w:rPr>
-        <w:t xml:space="preserve">FAQs at the bottom of the page</w:t>
-      </w:r>
-    </w:p>
+        <w:t xml:space="preserve">One to you as an internal notification.</w:t>
+      </w:r>
+    </w:p>
+    <w:p>
+      <w:pPr>
+        <w:spacing w:after="0" w:before="120"/>
+      </w:pPr>
+      <w:r>
+        <w:t xml:space="preserve"/>
+      </w:r>
+    </w:p>
+    <w:p>
+      <w:pPr>
+        <w:spacing w:after="80" w:before="80"/>
+      </w:pPr>
+      <w:r>
+        <w:rPr>
+          <w:rFonts w:ascii="Arial" w:cs="Arial" w:eastAsia="Arial" w:hAnsi="Arial"/>
+          <w:color w:val="1A1A1A"/>
+          <w:sz w:val="22"/>
+          <w:szCs w:val="22"/>
+        </w:rPr>
+        <w:t xml:space="preserve">You can change the wording of both without touching any code. Go to:</w:t>
+      </w:r>
+    </w:p>
+    <w:p>
+      <w:pPr>
+        <w:spacing w:after="80" w:before="80"/>
+      </w:pPr>
+      <w:r>
+        <w:rPr>
+          <w:rFonts w:ascii="Arial" w:cs="Arial" w:eastAsia="Arial" w:hAnsi="Arial"/>
+          <w:color w:val="1A1A1A"/>
+          <w:sz w:val="22"/>
+          <w:szCs w:val="22"/>
+        </w:rPr>
+        <w:t xml:space="preserve">Editor (admin) → Settings → Email Copy</w:t>
+      </w:r>
+    </w:p>
+    <w:p>
+      <w:pPr>
+        <w:spacing w:after="0" w:before="120"/>
+      </w:pPr>
+      <w:r>
+        <w:t xml:space="preserve"/>
+      </w:r>
+    </w:p>
+    <w:p>
+      <w:pPr>
+        <w:pStyle w:val="Heading2"/>
+        <w:spacing w:after="120" w:before="320"/>
+      </w:pPr>
+      <w:r>
+        <w:rPr>
+          <w:rFonts w:ascii="Arial" w:cs="Arial" w:eastAsia="Arial" w:hAnsi="Arial"/>
+          <w:b/>
+          <w:bCs/>
+          <w:color w:val="1A3C5E"/>
+          <w:sz w:val="28"/>
+          <w:szCs w:val="28"/>
+        </w:rPr>
+        <w:t xml:space="preserve">4.1  Quote Confirmation (sent to the customer)</w:t>
+      </w:r>
+    </w:p>
+    <w:p>
+      <w:pPr>
+        <w:spacing w:after="80" w:before="80"/>
+      </w:pPr>
+      <w:r>
+        <w:rPr>
+          <w:rFonts w:ascii="Arial" w:cs="Arial" w:eastAsia="Arial" w:hAnsi="Arial"/>
+          <w:color w:val="1A1A1A"/>
+          <w:sz w:val="22"/>
+          <w:szCs w:val="22"/>
+        </w:rPr>
+        <w:t xml:space="preserve">This is what the customer receives after they submit an instant quote. You can edit:</w:t>
+      </w:r>
+    </w:p>
+    <w:p>
+      <w:pPr>
+        <w:spacing w:after="0" w:before="120"/>
+      </w:pPr>
+      <w:r>
+        <w:t xml:space="preserve"/>
+      </w:r>
+    </w:p>
+    <w:tbl>
+      <w:tblPr>
+        <w:tblW w:type="dxa" w:w="9360"/>
+        <w:tblBorders>
+          <w:top w:val="single" w:color="auto" w:sz="4"/>
+          <w:left w:val="single" w:color="auto" w:sz="4"/>
+          <w:bottom w:val="single" w:color="auto" w:sz="4"/>
+          <w:right w:val="single" w:color="auto" w:sz="4"/>
+          <w:insideH w:val="single" w:color="auto" w:sz="4"/>
+          <w:insideV w:val="single" w:color="auto" w:sz="4"/>
+        </w:tblBorders>
+      </w:tblPr>
+      <w:tblGrid>
+        <w:gridCol w:w="3200"/>
+        <w:gridCol w:w="6160"/>
+      </w:tblGrid>
+      <w:tr>
+        <w:trPr>
+          <w:tblHeader/>
+        </w:trPr>
+        <w:tc>
+          <w:tcPr>
+            <w:tcW w:type="dxa" w:w="3200"/>
+            <w:tcBorders>
+              <w:top w:val="single" w:color="CCCCCC" w:sz="1"/>
+              <w:left w:val="single" w:color="CCCCCC" w:sz="1"/>
+              <w:bottom w:val="single" w:color="CCCCCC" w:sz="1"/>
+              <w:right w:val="single" w:color="CCCCCC" w:sz="1"/>
+            </w:tcBorders>
+            <w:shd w:fill="1A3C5E" w:val="clear"/>
+            <w:tcMar>
+              <w:top w:type="dxa" w:w="80"/>
+              <w:left w:type="dxa" w:w="120"/>
+              <w:bottom w:type="dxa" w:w="80"/>
+              <w:right w:type="dxa" w:w="120"/>
+            </w:tcMar>
+          </w:tcPr>
+          <w:p>
+            <w:r>
+              <w:rPr>
+                <w:rFonts w:ascii="Arial" w:cs="Arial" w:eastAsia="Arial" w:hAnsi="Arial"/>
+                <w:b/>
+                <w:bCs/>
+                <w:color w:val="FFFFFF"/>
+                <w:sz w:val="20"/>
+                <w:szCs w:val="20"/>
+              </w:rPr>
+              <w:t xml:space="preserve">Field in editor</w:t>
+            </w:r>
+          </w:p>
+        </w:tc>
+        <w:tc>
+          <w:tcPr>
+            <w:tcW w:type="dxa" w:w="6160"/>
+            <w:tcBorders>
+              <w:top w:val="single" w:color="CCCCCC" w:sz="1"/>
+              <w:left w:val="single" w:color="CCCCCC" w:sz="1"/>
+              <w:bottom w:val="single" w:color="CCCCCC" w:sz="1"/>
+              <w:right w:val="single" w:color="CCCCCC" w:sz="1"/>
+            </w:tcBorders>
+            <w:shd w:fill="1A3C5E" w:val="clear"/>
+            <w:tcMar>
+              <w:top w:type="dxa" w:w="80"/>
+              <w:left w:type="dxa" w:w="120"/>
+              <w:bottom w:type="dxa" w:w="80"/>
+              <w:right w:type="dxa" w:w="120"/>
+            </w:tcMar>
+          </w:tcPr>
+          <w:p>
+            <w:r>
+              <w:rPr>
+                <w:rFonts w:ascii="Arial" w:cs="Arial" w:eastAsia="Arial" w:hAnsi="Arial"/>
+                <w:b/>
+                <w:bCs/>
+                <w:color w:val="FFFFFF"/>
+                <w:sz w:val="20"/>
+                <w:szCs w:val="20"/>
+              </w:rPr>
+              <w:t xml:space="preserve">What it controls</w:t>
+            </w:r>
+          </w:p>
+        </w:tc>
+      </w:tr>
+      <w:tr>
+        <w:tc>
+          <w:tcPr>
+            <w:tcW w:type="dxa" w:w="3200"/>
+            <w:tcBorders>
+              <w:top w:val="single" w:color="CCCCCC" w:sz="1"/>
+              <w:left w:val="single" w:color="CCCCCC" w:sz="1"/>
+              <w:bottom w:val="single" w:color="CCCCCC" w:sz="1"/>
+              <w:right w:val="single" w:color="CCCCCC" w:sz="1"/>
+            </w:tcBorders>
+            <w:shd w:fill="FFFFFF" w:val="clear"/>
+            <w:tcMar>
+              <w:top w:type="dxa" w:w="80"/>
+              <w:left w:type="dxa" w:w="120"/>
+              <w:bottom w:type="dxa" w:w="80"/>
+              <w:right w:type="dxa" w:w="120"/>
+            </w:tcMar>
+          </w:tcPr>
+          <w:p>
+            <w:r>
+              <w:rPr>
+                <w:rFonts w:ascii="Arial" w:cs="Arial" w:eastAsia="Arial" w:hAnsi="Arial"/>
+                <w:b/>
+                <w:bCs/>
+                <w:color w:val="1A3C5E"/>
+                <w:sz w:val="20"/>
+                <w:szCs w:val="20"/>
+              </w:rPr>
+              <w:t xml:space="preserve">Quote confirm: subject line</w:t>
+            </w:r>
+          </w:p>
+        </w:tc>
+        <w:tc>
+          <w:tcPr>
+            <w:tcW w:type="dxa" w:w="6160"/>
+            <w:tcBorders>
+              <w:top w:val="single" w:color="CCCCCC" w:sz="1"/>
+              <w:left w:val="single" w:color="CCCCCC" w:sz="1"/>
+              <w:bottom w:val="single" w:color="CCCCCC" w:sz="1"/>
+              <w:right w:val="single" w:color="CCCCCC" w:sz="1"/>
+            </w:tcBorders>
+            <w:shd w:fill="FFFFFF" w:val="clear"/>
+            <w:tcMar>
+              <w:top w:type="dxa" w:w="80"/>
+              <w:left w:type="dxa" w:w="120"/>
+              <w:bottom w:type="dxa" w:w="80"/>
+              <w:right w:type="dxa" w:w="120"/>
+            </w:tcMar>
+          </w:tcPr>
+          <w:p>
+            <w:r>
+              <w:rPr>
+                <w:rFonts w:ascii="Arial" w:cs="Arial" w:eastAsia="Arial" w:hAnsi="Arial"/>
+                <w:color w:val="1A1A1A"/>
+                <w:sz w:val="20"/>
+                <w:szCs w:val="20"/>
+              </w:rPr>
+              <w:t xml:space="preserve">The subject line of the email the customer receives</w:t>
+            </w:r>
+          </w:p>
+        </w:tc>
+      </w:tr>
+      <w:tr>
+        <w:tc>
+          <w:tcPr>
+            <w:tcW w:type="dxa" w:w="3200"/>
+            <w:tcBorders>
+              <w:top w:val="single" w:color="CCCCCC" w:sz="1"/>
+              <w:left w:val="single" w:color="CCCCCC" w:sz="1"/>
+              <w:bottom w:val="single" w:color="CCCCCC" w:sz="1"/>
+              <w:right w:val="single" w:color="CCCCCC" w:sz="1"/>
+            </w:tcBorders>
+            <w:shd w:fill="F5F5F5" w:val="clear"/>
+            <w:tcMar>
+              <w:top w:type="dxa" w:w="80"/>
+              <w:left w:type="dxa" w:w="120"/>
+              <w:bottom w:type="dxa" w:w="80"/>
+              <w:right w:type="dxa" w:w="120"/>
+            </w:tcMar>
+          </w:tcPr>
+          <w:p>
+            <w:r>
+              <w:rPr>
+                <w:rFonts w:ascii="Arial" w:cs="Arial" w:eastAsia="Arial" w:hAnsi="Arial"/>
+                <w:b/>
+                <w:bCs/>
+                <w:color w:val="1A3C5E"/>
+                <w:sz w:val="20"/>
+                <w:szCs w:val="20"/>
+              </w:rPr>
+              <w:t xml:space="preserve">Quote confirm: heading</w:t>
+            </w:r>
+          </w:p>
+        </w:tc>
+        <w:tc>
+          <w:tcPr>
+            <w:tcW w:type="dxa" w:w="6160"/>
+            <w:tcBorders>
+              <w:top w:val="single" w:color="CCCCCC" w:sz="1"/>
+              <w:left w:val="single" w:color="CCCCCC" w:sz="1"/>
+              <w:bottom w:val="single" w:color="CCCCCC" w:sz="1"/>
+              <w:right w:val="single" w:color="CCCCCC" w:sz="1"/>
+            </w:tcBorders>
+            <w:shd w:fill="F5F5F5" w:val="clear"/>
+            <w:tcMar>
+              <w:top w:type="dxa" w:w="80"/>
+              <w:left w:type="dxa" w:w="120"/>
+              <w:bottom w:type="dxa" w:w="80"/>
+              <w:right w:type="dxa" w:w="120"/>
+            </w:tcMar>
+          </w:tcPr>
+          <w:p>
+            <w:r>
+              <w:rPr>
+                <w:rFonts w:ascii="Arial" w:cs="Arial" w:eastAsia="Arial" w:hAnsi="Arial"/>
+                <w:color w:val="1A1A1A"/>
+                <w:sz w:val="20"/>
+                <w:szCs w:val="20"/>
+              </w:rPr>
+              <w:t xml:space="preserve">The big heading inside the email body</w:t>
+            </w:r>
+          </w:p>
+        </w:tc>
+      </w:tr>
+      <w:tr>
+        <w:tc>
+          <w:tcPr>
+            <w:tcW w:type="dxa" w:w="3200"/>
+            <w:tcBorders>
+              <w:top w:val="single" w:color="CCCCCC" w:sz="1"/>
+              <w:left w:val="single" w:color="CCCCCC" w:sz="1"/>
+              <w:bottom w:val="single" w:color="CCCCCC" w:sz="1"/>
+              <w:right w:val="single" w:color="CCCCCC" w:sz="1"/>
+            </w:tcBorders>
+            <w:shd w:fill="FFFFFF" w:val="clear"/>
+            <w:tcMar>
+              <w:top w:type="dxa" w:w="80"/>
+              <w:left w:type="dxa" w:w="120"/>
+              <w:bottom w:type="dxa" w:w="80"/>
+              <w:right w:type="dxa" w:w="120"/>
+            </w:tcMar>
+          </w:tcPr>
+          <w:p>
+            <w:r>
+              <w:rPr>
+                <w:rFonts w:ascii="Arial" w:cs="Arial" w:eastAsia="Arial" w:hAnsi="Arial"/>
+                <w:b/>
+                <w:bCs/>
+                <w:color w:val="1A3C5E"/>
+                <w:sz w:val="20"/>
+                <w:szCs w:val="20"/>
+              </w:rPr>
+              <w:t xml:space="preserve">Quote confirm: intro</w:t>
+            </w:r>
+          </w:p>
+        </w:tc>
+        <w:tc>
+          <w:tcPr>
+            <w:tcW w:type="dxa" w:w="6160"/>
+            <w:tcBorders>
+              <w:top w:val="single" w:color="CCCCCC" w:sz="1"/>
+              <w:left w:val="single" w:color="CCCCCC" w:sz="1"/>
+              <w:bottom w:val="single" w:color="CCCCCC" w:sz="1"/>
+              <w:right w:val="single" w:color="CCCCCC" w:sz="1"/>
+            </w:tcBorders>
+            <w:shd w:fill="FFFFFF" w:val="clear"/>
+            <w:tcMar>
+              <w:top w:type="dxa" w:w="80"/>
+              <w:left w:type="dxa" w:w="120"/>
+              <w:bottom w:type="dxa" w:w="80"/>
+              <w:right w:type="dxa" w:w="120"/>
+            </w:tcMar>
+          </w:tcPr>
+          <w:p>
+            <w:r>
+              <w:rPr>
+                <w:rFonts w:ascii="Arial" w:cs="Arial" w:eastAsia="Arial" w:hAnsi="Arial"/>
+                <w:color w:val="1A1A1A"/>
+                <w:sz w:val="20"/>
+                <w:szCs w:val="20"/>
+              </w:rPr>
+              <w:t xml:space="preserve">The paragraph after "Hi [customer name] —". Write naturally, e.g. "Thanks for getting in touch..."</w:t>
+            </w:r>
+          </w:p>
+        </w:tc>
+      </w:tr>
+      <w:tr>
+        <w:tc>
+          <w:tcPr>
+            <w:tcW w:type="dxa" w:w="3200"/>
+            <w:tcBorders>
+              <w:top w:val="single" w:color="CCCCCC" w:sz="1"/>
+              <w:left w:val="single" w:color="CCCCCC" w:sz="1"/>
+              <w:bottom w:val="single" w:color="CCCCCC" w:sz="1"/>
+              <w:right w:val="single" w:color="CCCCCC" w:sz="1"/>
+            </w:tcBorders>
+            <w:shd w:fill="F5F5F5" w:val="clear"/>
+            <w:tcMar>
+              <w:top w:type="dxa" w:w="80"/>
+              <w:left w:type="dxa" w:w="120"/>
+              <w:bottom w:type="dxa" w:w="80"/>
+              <w:right w:type="dxa" w:w="120"/>
+            </w:tcMar>
+          </w:tcPr>
+          <w:p>
+            <w:r>
+              <w:rPr>
+                <w:rFonts w:ascii="Arial" w:cs="Arial" w:eastAsia="Arial" w:hAnsi="Arial"/>
+                <w:b/>
+                <w:bCs/>
+                <w:color w:val="1A3C5E"/>
+                <w:sz w:val="20"/>
+                <w:szCs w:val="20"/>
+              </w:rPr>
+              <w:t xml:space="preserve">Quote confirm: summary label</w:t>
+            </w:r>
+          </w:p>
+        </w:tc>
+        <w:tc>
+          <w:tcPr>
+            <w:tcW w:type="dxa" w:w="6160"/>
+            <w:tcBorders>
+              <w:top w:val="single" w:color="CCCCCC" w:sz="1"/>
+              <w:left w:val="single" w:color="CCCCCC" w:sz="1"/>
+              <w:bottom w:val="single" w:color="CCCCCC" w:sz="1"/>
+              <w:right w:val="single" w:color="CCCCCC" w:sz="1"/>
+            </w:tcBorders>
+            <w:shd w:fill="F5F5F5" w:val="clear"/>
+            <w:tcMar>
+              <w:top w:type="dxa" w:w="80"/>
+              <w:left w:type="dxa" w:w="120"/>
+              <w:bottom w:type="dxa" w:w="80"/>
+              <w:right w:type="dxa" w:w="120"/>
+            </w:tcMar>
+          </w:tcPr>
+          <w:p>
+            <w:r>
+              <w:rPr>
+                <w:rFonts w:ascii="Arial" w:cs="Arial" w:eastAsia="Arial" w:hAnsi="Arial"/>
+                <w:color w:val="1A1A1A"/>
+                <w:sz w:val="20"/>
+                <w:szCs w:val="20"/>
+              </w:rPr>
+              <w:t xml:space="preserve">The label above the quote summary box, e.g. "Your estimate"</w:t>
+            </w:r>
+          </w:p>
+        </w:tc>
+      </w:tr>
+      <w:tr>
+        <w:tc>
+          <w:tcPr>
+            <w:tcW w:type="dxa" w:w="3200"/>
+            <w:tcBorders>
+              <w:top w:val="single" w:color="CCCCCC" w:sz="1"/>
+              <w:left w:val="single" w:color="CCCCCC" w:sz="1"/>
+              <w:bottom w:val="single" w:color="CCCCCC" w:sz="1"/>
+              <w:right w:val="single" w:color="CCCCCC" w:sz="1"/>
+            </w:tcBorders>
+            <w:shd w:fill="FFFFFF" w:val="clear"/>
+            <w:tcMar>
+              <w:top w:type="dxa" w:w="80"/>
+              <w:left w:type="dxa" w:w="120"/>
+              <w:bottom w:type="dxa" w:w="80"/>
+              <w:right w:type="dxa" w:w="120"/>
+            </w:tcMar>
+          </w:tcPr>
+          <w:p>
+            <w:r>
+              <w:rPr>
+                <w:rFonts w:ascii="Arial" w:cs="Arial" w:eastAsia="Arial" w:hAnsi="Arial"/>
+                <w:b/>
+                <w:bCs/>
+                <w:color w:val="1A3C5E"/>
+                <w:sz w:val="20"/>
+                <w:szCs w:val="20"/>
+              </w:rPr>
+              <w:t xml:space="preserve">Quote confirm: contact note</w:t>
+            </w:r>
+          </w:p>
+        </w:tc>
+        <w:tc>
+          <w:tcPr>
+            <w:tcW w:type="dxa" w:w="6160"/>
+            <w:tcBorders>
+              <w:top w:val="single" w:color="CCCCCC" w:sz="1"/>
+              <w:left w:val="single" w:color="CCCCCC" w:sz="1"/>
+              <w:bottom w:val="single" w:color="CCCCCC" w:sz="1"/>
+              <w:right w:val="single" w:color="CCCCCC" w:sz="1"/>
+            </w:tcBorders>
+            <w:shd w:fill="FFFFFF" w:val="clear"/>
+            <w:tcMar>
+              <w:top w:type="dxa" w:w="80"/>
+              <w:left w:type="dxa" w:w="120"/>
+              <w:bottom w:type="dxa" w:w="80"/>
+              <w:right w:type="dxa" w:w="120"/>
+            </w:tcMar>
+          </w:tcPr>
+          <w:p>
+            <w:r>
+              <w:rPr>
+                <w:rFonts w:ascii="Arial" w:cs="Arial" w:eastAsia="Arial" w:hAnsi="Arial"/>
+                <w:color w:val="1A1A1A"/>
+                <w:sz w:val="20"/>
+                <w:szCs w:val="20"/>
+              </w:rPr>
+              <w:t xml:space="preserve">A short note at the bottom. Use {phone} and it will be replaced with your actual phone number automatically</w:t>
+            </w:r>
+          </w:p>
+        </w:tc>
+      </w:tr>
+    </w:tbl>
+    <w:p>
+      <w:pPr>
+        <w:spacing w:after="0" w:before="120"/>
+      </w:pPr>
+      <w:r>
+        <w:t xml:space="preserve"/>
+      </w:r>
+    </w:p>
+    <w:p>
+      <w:pPr>
+        <w:pStyle w:val="Heading2"/>
+        <w:spacing w:after="120" w:before="320"/>
+      </w:pPr>
+      <w:r>
+        <w:rPr>
+          <w:rFonts w:ascii="Arial" w:cs="Arial" w:eastAsia="Arial" w:hAnsi="Arial"/>
+          <w:b/>
+          <w:bCs/>
+          <w:color w:val="1A3C5E"/>
+          <w:sz w:val="28"/>
+          <w:szCs w:val="28"/>
+        </w:rPr>
+        <w:t xml:space="preserve">4.2  Contact Notification (sent to you)</w:t>
+      </w:r>
+    </w:p>
+    <w:p>
+      <w:pPr>
+        <w:spacing w:after="80" w:before="80"/>
+      </w:pPr>
+      <w:r>
+        <w:rPr>
+          <w:rFonts w:ascii="Arial" w:cs="Arial" w:eastAsia="Arial" w:hAnsi="Arial"/>
+          <w:color w:val="1A1A1A"/>
+          <w:sz w:val="22"/>
+          <w:szCs w:val="22"/>
+        </w:rPr>
+        <w:t xml:space="preserve">This is the internal email you receive when someone fills in the contact form. You can edit:</w:t>
+      </w:r>
+    </w:p>
+    <w:p>
+      <w:pPr>
+        <w:spacing w:after="0" w:before="120"/>
+      </w:pPr>
+      <w:r>
+        <w:t xml:space="preserve"/>
+      </w:r>
+    </w:p>
+    <w:tbl>
+      <w:tblPr>
+        <w:tblW w:type="dxa" w:w="9360"/>
+        <w:tblBorders>
+          <w:top w:val="single" w:color="auto" w:sz="4"/>
+          <w:left w:val="single" w:color="auto" w:sz="4"/>
+          <w:bottom w:val="single" w:color="auto" w:sz="4"/>
+          <w:right w:val="single" w:color="auto" w:sz="4"/>
+          <w:insideH w:val="single" w:color="auto" w:sz="4"/>
+          <w:insideV w:val="single" w:color="auto" w:sz="4"/>
+        </w:tblBorders>
+      </w:tblPr>
+      <w:tblGrid>
+        <w:gridCol w:w="3200"/>
+        <w:gridCol w:w="6160"/>
+      </w:tblGrid>
+      <w:tr>
+        <w:trPr>
+          <w:tblHeader/>
+        </w:trPr>
+        <w:tc>
+          <w:tcPr>
+            <w:tcW w:type="dxa" w:w="3200"/>
+            <w:tcBorders>
+              <w:top w:val="single" w:color="CCCCCC" w:sz="1"/>
+              <w:left w:val="single" w:color="CCCCCC" w:sz="1"/>
+              <w:bottom w:val="single" w:color="CCCCCC" w:sz="1"/>
+              <w:right w:val="single" w:color="CCCCCC" w:sz="1"/>
+            </w:tcBorders>
+            <w:shd w:fill="1A3C5E" w:val="clear"/>
+            <w:tcMar>
+              <w:top w:type="dxa" w:w="80"/>
+              <w:left w:type="dxa" w:w="120"/>
+              <w:bottom w:type="dxa" w:w="80"/>
+              <w:right w:type="dxa" w:w="120"/>
+            </w:tcMar>
+          </w:tcPr>
+          <w:p>
+            <w:r>
+              <w:rPr>
+                <w:rFonts w:ascii="Arial" w:cs="Arial" w:eastAsia="Arial" w:hAnsi="Arial"/>
+                <w:b/>
+                <w:bCs/>
+                <w:color w:val="FFFFFF"/>
+                <w:sz w:val="20"/>
+                <w:szCs w:val="20"/>
+              </w:rPr>
+              <w:t xml:space="preserve">Field in editor</w:t>
+            </w:r>
+          </w:p>
+        </w:tc>
+        <w:tc>
+          <w:tcPr>
+            <w:tcW w:type="dxa" w:w="6160"/>
+            <w:tcBorders>
+              <w:top w:val="single" w:color="CCCCCC" w:sz="1"/>
+              <w:left w:val="single" w:color="CCCCCC" w:sz="1"/>
+              <w:bottom w:val="single" w:color="CCCCCC" w:sz="1"/>
+              <w:right w:val="single" w:color="CCCCCC" w:sz="1"/>
+            </w:tcBorders>
+            <w:shd w:fill="1A3C5E" w:val="clear"/>
+            <w:tcMar>
+              <w:top w:type="dxa" w:w="80"/>
+              <w:left w:type="dxa" w:w="120"/>
+              <w:bottom w:type="dxa" w:w="80"/>
+              <w:right w:type="dxa" w:w="120"/>
+            </w:tcMar>
+          </w:tcPr>
+          <w:p>
+            <w:r>
+              <w:rPr>
+                <w:rFonts w:ascii="Arial" w:cs="Arial" w:eastAsia="Arial" w:hAnsi="Arial"/>
+                <w:b/>
+                <w:bCs/>
+                <w:color w:val="FFFFFF"/>
+                <w:sz w:val="20"/>
+                <w:szCs w:val="20"/>
+              </w:rPr>
+              <w:t xml:space="preserve">What it controls</w:t>
+            </w:r>
+          </w:p>
+        </w:tc>
+      </w:tr>
+      <w:tr>
+        <w:tc>
+          <w:tcPr>
+            <w:tcW w:type="dxa" w:w="3200"/>
+            <w:tcBorders>
+              <w:top w:val="single" w:color="CCCCCC" w:sz="1"/>
+              <w:left w:val="single" w:color="CCCCCC" w:sz="1"/>
+              <w:bottom w:val="single" w:color="CCCCCC" w:sz="1"/>
+              <w:right w:val="single" w:color="CCCCCC" w:sz="1"/>
+            </w:tcBorders>
+            <w:shd w:fill="FFFFFF" w:val="clear"/>
+            <w:tcMar>
+              <w:top w:type="dxa" w:w="80"/>
+              <w:left w:type="dxa" w:w="120"/>
+              <w:bottom w:type="dxa" w:w="80"/>
+              <w:right w:type="dxa" w:w="120"/>
+            </w:tcMar>
+          </w:tcPr>
+          <w:p>
+            <w:r>
+              <w:rPr>
+                <w:rFonts w:ascii="Arial" w:cs="Arial" w:eastAsia="Arial" w:hAnsi="Arial"/>
+                <w:b/>
+                <w:bCs/>
+                <w:color w:val="1A3C5E"/>
+                <w:sz w:val="20"/>
+                <w:szCs w:val="20"/>
+              </w:rPr>
+              <w:t xml:space="preserve">Contact notification: heading</w:t>
+            </w:r>
+          </w:p>
+        </w:tc>
+        <w:tc>
+          <w:tcPr>
+            <w:tcW w:type="dxa" w:w="6160"/>
+            <w:tcBorders>
+              <w:top w:val="single" w:color="CCCCCC" w:sz="1"/>
+              <w:left w:val="single" w:color="CCCCCC" w:sz="1"/>
+              <w:bottom w:val="single" w:color="CCCCCC" w:sz="1"/>
+              <w:right w:val="single" w:color="CCCCCC" w:sz="1"/>
+            </w:tcBorders>
+            <w:shd w:fill="FFFFFF" w:val="clear"/>
+            <w:tcMar>
+              <w:top w:type="dxa" w:w="80"/>
+              <w:left w:type="dxa" w:w="120"/>
+              <w:bottom w:type="dxa" w:w="80"/>
+              <w:right w:type="dxa" w:w="120"/>
+            </w:tcMar>
+          </w:tcPr>
+          <w:p>
+            <w:r>
+              <w:rPr>
+                <w:rFonts w:ascii="Arial" w:cs="Arial" w:eastAsia="Arial" w:hAnsi="Arial"/>
+                <w:color w:val="1A1A1A"/>
+                <w:sz w:val="20"/>
+                <w:szCs w:val="20"/>
+              </w:rPr>
+              <w:t xml:space="preserve">The heading in the email you receive, e.g. "New contact enquiry"</w:t>
+            </w:r>
+          </w:p>
+        </w:tc>
+      </w:tr>
+      <w:tr>
+        <w:tc>
+          <w:tcPr>
+            <w:tcW w:type="dxa" w:w="3200"/>
+            <w:tcBorders>
+              <w:top w:val="single" w:color="CCCCCC" w:sz="1"/>
+              <w:left w:val="single" w:color="CCCCCC" w:sz="1"/>
+              <w:bottom w:val="single" w:color="CCCCCC" w:sz="1"/>
+              <w:right w:val="single" w:color="CCCCCC" w:sz="1"/>
+            </w:tcBorders>
+            <w:shd w:fill="F5F5F5" w:val="clear"/>
+            <w:tcMar>
+              <w:top w:type="dxa" w:w="80"/>
+              <w:left w:type="dxa" w:w="120"/>
+              <w:bottom w:type="dxa" w:w="80"/>
+              <w:right w:type="dxa" w:w="120"/>
+            </w:tcMar>
+          </w:tcPr>
+          <w:p>
+            <w:r>
+              <w:rPr>
+                <w:rFonts w:ascii="Arial" w:cs="Arial" w:eastAsia="Arial" w:hAnsi="Arial"/>
+                <w:b/>
+                <w:bCs/>
+                <w:color w:val="1A3C5E"/>
+                <w:sz w:val="20"/>
+                <w:szCs w:val="20"/>
+              </w:rPr>
+              <w:t xml:space="preserve">Contact notification: reply note</w:t>
+            </w:r>
+          </w:p>
+        </w:tc>
+        <w:tc>
+          <w:tcPr>
+            <w:tcW w:type="dxa" w:w="6160"/>
+            <w:tcBorders>
+              <w:top w:val="single" w:color="CCCCCC" w:sz="1"/>
+              <w:left w:val="single" w:color="CCCCCC" w:sz="1"/>
+              <w:bottom w:val="single" w:color="CCCCCC" w:sz="1"/>
+              <w:right w:val="single" w:color="CCCCCC" w:sz="1"/>
+            </w:tcBorders>
+            <w:shd w:fill="F5F5F5" w:val="clear"/>
+            <w:tcMar>
+              <w:top w:type="dxa" w:w="80"/>
+              <w:left w:type="dxa" w:w="120"/>
+              <w:bottom w:type="dxa" w:w="80"/>
+              <w:right w:type="dxa" w:w="120"/>
+            </w:tcMar>
+          </w:tcPr>
+          <w:p>
+            <w:r>
+              <w:rPr>
+                <w:rFonts w:ascii="Arial" w:cs="Arial" w:eastAsia="Arial" w:hAnsi="Arial"/>
+                <w:color w:val="1A1A1A"/>
+                <w:sz w:val="20"/>
+                <w:szCs w:val="20"/>
+              </w:rPr>
+              <w:t xml:space="preserve">A reminder note at the bottom. Use {name} and it is replaced with the customer's name</w:t>
+            </w:r>
+          </w:p>
+        </w:tc>
+      </w:tr>
+    </w:tbl>
+    <w:p>
+      <w:pPr>
+        <w:spacing w:after="0" w:before="120"/>
+      </w:pPr>
+      <w:r>
+        <w:t xml:space="preserve"/>
+      </w:r>
+    </w:p>
+    <w:p>
+      <w:pPr>
+        <w:pStyle w:val="Heading2"/>
+        <w:spacing w:after="120" w:before="320"/>
+      </w:pPr>
+      <w:r>
+        <w:rPr>
+          <w:rFonts w:ascii="Arial" w:cs="Arial" w:eastAsia="Arial" w:hAnsi="Arial"/>
+          <w:b/>
+          <w:bCs/>
+          <w:color w:val="1A3C5E"/>
+          <w:sz w:val="28"/>
+          <w:szCs w:val="28"/>
+        </w:rPr>
+        <w:t xml:space="preserve">4.3  Quote Notification (sent to you)</w:t>
+      </w:r>
+    </w:p>
+    <w:p>
+      <w:pPr>
+        <w:spacing w:after="80" w:before="80"/>
+      </w:pPr>
+      <w:r>
+        <w:rPr>
+          <w:rFonts w:ascii="Arial" w:cs="Arial" w:eastAsia="Arial" w:hAnsi="Arial"/>
+          <w:color w:val="1A1A1A"/>
+          <w:sz w:val="22"/>
+          <w:szCs w:val="22"/>
+        </w:rPr>
+        <w:t xml:space="preserve">This is the internal email you receive when someone submits an instant quote request. You can edit:</w:t>
+      </w:r>
+    </w:p>
+    <w:p>
+      <w:pPr>
+        <w:spacing w:after="0" w:before="120"/>
+      </w:pPr>
+      <w:r>
+        <w:t xml:space="preserve"/>
+      </w:r>
+    </w:p>
+    <w:tbl>
+      <w:tblPr>
+        <w:tblW w:type="dxa" w:w="9360"/>
+        <w:tblBorders>
+          <w:top w:val="single" w:color="auto" w:sz="4"/>
+          <w:left w:val="single" w:color="auto" w:sz="4"/>
+          <w:bottom w:val="single" w:color="auto" w:sz="4"/>
+          <w:right w:val="single" w:color="auto" w:sz="4"/>
+          <w:insideH w:val="single" w:color="auto" w:sz="4"/>
+          <w:insideV w:val="single" w:color="auto" w:sz="4"/>
+        </w:tblBorders>
+      </w:tblPr>
+      <w:tblGrid>
+        <w:gridCol w:w="3200"/>
+        <w:gridCol w:w="6160"/>
+      </w:tblGrid>
+      <w:tr>
+        <w:trPr>
+          <w:tblHeader/>
+        </w:trPr>
+        <w:tc>
+          <w:tcPr>
+            <w:tcW w:type="dxa" w:w="3200"/>
+            <w:tcBorders>
+              <w:top w:val="single" w:color="CCCCCC" w:sz="1"/>
+              <w:left w:val="single" w:color="CCCCCC" w:sz="1"/>
+              <w:bottom w:val="single" w:color="CCCCCC" w:sz="1"/>
+              <w:right w:val="single" w:color="CCCCCC" w:sz="1"/>
+            </w:tcBorders>
+            <w:shd w:fill="1A3C5E" w:val="clear"/>
+            <w:tcMar>
+              <w:top w:type="dxa" w:w="80"/>
+              <w:left w:type="dxa" w:w="120"/>
+              <w:bottom w:type="dxa" w:w="80"/>
+              <w:right w:type="dxa" w:w="120"/>
+            </w:tcMar>
+          </w:tcPr>
+          <w:p>
+            <w:r>
+              <w:rPr>
+                <w:rFonts w:ascii="Arial" w:cs="Arial" w:eastAsia="Arial" w:hAnsi="Arial"/>
+                <w:b/>
+                <w:bCs/>
+                <w:color w:val="FFFFFF"/>
+                <w:sz w:val="20"/>
+                <w:szCs w:val="20"/>
+              </w:rPr>
+              <w:t xml:space="preserve">Field in editor</w:t>
+            </w:r>
+          </w:p>
+        </w:tc>
+        <w:tc>
+          <w:tcPr>
+            <w:tcW w:type="dxa" w:w="6160"/>
+            <w:tcBorders>
+              <w:top w:val="single" w:color="CCCCCC" w:sz="1"/>
+              <w:left w:val="single" w:color="CCCCCC" w:sz="1"/>
+              <w:bottom w:val="single" w:color="CCCCCC" w:sz="1"/>
+              <w:right w:val="single" w:color="CCCCCC" w:sz="1"/>
+            </w:tcBorders>
+            <w:shd w:fill="1A3C5E" w:val="clear"/>
+            <w:tcMar>
+              <w:top w:type="dxa" w:w="80"/>
+              <w:left w:type="dxa" w:w="120"/>
+              <w:bottom w:type="dxa" w:w="80"/>
+              <w:right w:type="dxa" w:w="120"/>
+            </w:tcMar>
+          </w:tcPr>
+          <w:p>
+            <w:r>
+              <w:rPr>
+                <w:rFonts w:ascii="Arial" w:cs="Arial" w:eastAsia="Arial" w:hAnsi="Arial"/>
+                <w:b/>
+                <w:bCs/>
+                <w:color w:val="FFFFFF"/>
+                <w:sz w:val="20"/>
+                <w:szCs w:val="20"/>
+              </w:rPr>
+              <w:t xml:space="preserve">What it controls</w:t>
+            </w:r>
+          </w:p>
+        </w:tc>
+      </w:tr>
+      <w:tr>
+        <w:tc>
+          <w:tcPr>
+            <w:tcW w:type="dxa" w:w="3200"/>
+            <w:tcBorders>
+              <w:top w:val="single" w:color="CCCCCC" w:sz="1"/>
+              <w:left w:val="single" w:color="CCCCCC" w:sz="1"/>
+              <w:bottom w:val="single" w:color="CCCCCC" w:sz="1"/>
+              <w:right w:val="single" w:color="CCCCCC" w:sz="1"/>
+            </w:tcBorders>
+            <w:shd w:fill="FFFFFF" w:val="clear"/>
+            <w:tcMar>
+              <w:top w:type="dxa" w:w="80"/>
+              <w:left w:type="dxa" w:w="120"/>
+              <w:bottom w:type="dxa" w:w="80"/>
+              <w:right w:type="dxa" w:w="120"/>
+            </w:tcMar>
+          </w:tcPr>
+          <w:p>
+            <w:r>
+              <w:rPr>
+                <w:rFonts w:ascii="Arial" w:cs="Arial" w:eastAsia="Arial" w:hAnsi="Arial"/>
+                <w:b/>
+                <w:bCs/>
+                <w:color w:val="1A3C5E"/>
+                <w:sz w:val="20"/>
+                <w:szCs w:val="20"/>
+              </w:rPr>
+              <w:t xml:space="preserve">Quote notification: confirm button label</w:t>
+            </w:r>
+          </w:p>
+        </w:tc>
+        <w:tc>
+          <w:tcPr>
+            <w:tcW w:type="dxa" w:w="6160"/>
+            <w:tcBorders>
+              <w:top w:val="single" w:color="CCCCCC" w:sz="1"/>
+              <w:left w:val="single" w:color="CCCCCC" w:sz="1"/>
+              <w:bottom w:val="single" w:color="CCCCCC" w:sz="1"/>
+              <w:right w:val="single" w:color="CCCCCC" w:sz="1"/>
+            </w:tcBorders>
+            <w:shd w:fill="FFFFFF" w:val="clear"/>
+            <w:tcMar>
+              <w:top w:type="dxa" w:w="80"/>
+              <w:left w:type="dxa" w:w="120"/>
+              <w:bottom w:type="dxa" w:w="80"/>
+              <w:right w:type="dxa" w:w="120"/>
+            </w:tcMar>
+          </w:tcPr>
+          <w:p>
+            <w:r>
+              <w:rPr>
+                <w:rFonts w:ascii="Arial" w:cs="Arial" w:eastAsia="Arial" w:hAnsi="Arial"/>
+                <w:color w:val="1A1A1A"/>
+                <w:sz w:val="20"/>
+                <w:szCs w:val="20"/>
+              </w:rPr>
+              <w:t xml:space="preserve">The text on the button you click to confirm a quote, e.g. "Confirm this quote"</w:t>
+            </w:r>
+          </w:p>
+        </w:tc>
+      </w:tr>
+      <w:tr>
+        <w:tc>
+          <w:tcPr>
+            <w:tcW w:type="dxa" w:w="3200"/>
+            <w:tcBorders>
+              <w:top w:val="single" w:color="CCCCCC" w:sz="1"/>
+              <w:left w:val="single" w:color="CCCCCC" w:sz="1"/>
+              <w:bottom w:val="single" w:color="CCCCCC" w:sz="1"/>
+              <w:right w:val="single" w:color="CCCCCC" w:sz="1"/>
+            </w:tcBorders>
+            <w:shd w:fill="F5F5F5" w:val="clear"/>
+            <w:tcMar>
+              <w:top w:type="dxa" w:w="80"/>
+              <w:left w:type="dxa" w:w="120"/>
+              <w:bottom w:type="dxa" w:w="80"/>
+              <w:right w:type="dxa" w:w="120"/>
+            </w:tcMar>
+          </w:tcPr>
+          <w:p>
+            <w:r>
+              <w:rPr>
+                <w:rFonts w:ascii="Arial" w:cs="Arial" w:eastAsia="Arial" w:hAnsi="Arial"/>
+                <w:b/>
+                <w:bCs/>
+                <w:color w:val="1A3C5E"/>
+                <w:sz w:val="20"/>
+                <w:szCs w:val="20"/>
+              </w:rPr>
+              <w:t xml:space="preserve">Quote notification: confirm note</w:t>
+            </w:r>
+          </w:p>
+        </w:tc>
+        <w:tc>
+          <w:tcPr>
+            <w:tcW w:type="dxa" w:w="6160"/>
+            <w:tcBorders>
+              <w:top w:val="single" w:color="CCCCCC" w:sz="1"/>
+              <w:left w:val="single" w:color="CCCCCC" w:sz="1"/>
+              <w:bottom w:val="single" w:color="CCCCCC" w:sz="1"/>
+              <w:right w:val="single" w:color="CCCCCC" w:sz="1"/>
+            </w:tcBorders>
+            <w:shd w:fill="F5F5F5" w:val="clear"/>
+            <w:tcMar>
+              <w:top w:type="dxa" w:w="80"/>
+              <w:left w:type="dxa" w:w="120"/>
+              <w:bottom w:type="dxa" w:w="80"/>
+              <w:right w:type="dxa" w:w="120"/>
+            </w:tcMar>
+          </w:tcPr>
+          <w:p>
+            <w:r>
+              <w:rPr>
+                <w:rFonts w:ascii="Arial" w:cs="Arial" w:eastAsia="Arial" w:hAnsi="Arial"/>
+                <w:color w:val="1A1A1A"/>
+                <w:sz w:val="20"/>
+                <w:szCs w:val="20"/>
+              </w:rPr>
+              <w:t xml:space="preserve">A short note explaining what confirming the quote does</w:t>
+            </w:r>
+          </w:p>
+        </w:tc>
+      </w:tr>
+    </w:tbl>
     <w:p>
       <w:pPr>
         <w:spacing w:after="0" w:before="120"/>
@@ -2506,12 +3438,12 @@
           <w:tcPr>
             <w:tcW w:type="dxa" w:w="9360"/>
             <w:tcBorders>
-              <w:top w:val="single" w:color="E8A000" w:sz="4"/>
-              <w:left w:val="single" w:color="E8A000" w:sz="4"/>
-              <w:bottom w:val="single" w:color="E8A000" w:sz="4"/>
-              <w:right w:val="single" w:color="E8A000" w:sz="4"/>
-            </w:tcBorders>
-            <w:shd w:fill="FFF8E1" w:val="clear"/>
+              <w:top w:val="single" w:color="2A7FAF" w:sz="4"/>
+              <w:left w:val="single" w:color="2A7FAF" w:sz="12"/>
+              <w:bottom w:val="single" w:color="2A7FAF" w:sz="4"/>
+              <w:right w:val="single" w:color="2A7FAF" w:sz="4"/>
+            </w:tcBorders>
+            <w:shd w:fill="EBF4FA" w:val="clear"/>
             <w:tcMar>
               <w:top w:type="dxa" w:w="100"/>
               <w:left w:type="dxa" w:w="160"/>
@@ -2525,189 +3457,25 @@
                 <w:rFonts w:ascii="Arial" w:cs="Arial" w:eastAsia="Arial" w:hAnsi="Arial"/>
                 <w:b/>
                 <w:bCs/>
-                <w:color w:val="7A4F00"/>
-                <w:sz w:val="20"/>
-                <w:szCs w:val="20"/>
-              </w:rPr>
-              <w:t xml:space="preserve">📸  SCREENSHOT NEEDED: </w:t>
-            </w:r>
-            <w:r>
-              <w:rPr>
-                <w:rFonts w:ascii="Arial" w:cs="Arial" w:eastAsia="Arial" w:hAnsi="Arial"/>
-                <w:color w:val="7A4F00"/>
-                <w:sz w:val="20"/>
-                <w:szCs w:val="20"/>
-              </w:rPr>
-              <w:t xml:space="preserve">The Home page open in the editor, showing the list of page sections/blocks on the left.</w:t>
+                <w:color w:val="2A7FAF"/>
+                <w:sz w:val="20"/>
+                <w:szCs w:val="20"/>
+              </w:rPr>
+              <w:t xml:space="preserve">TIP: </w:t>
+            </w:r>
+            <w:r>
+              <w:rPr>
+                <w:rFonts w:ascii="Arial" w:cs="Arial" w:eastAsia="Arial" w:hAnsi="Arial"/>
+                <w:color w:val="1A3C5E"/>
+                <w:sz w:val="20"/>
+                <w:szCs w:val="20"/>
+              </w:rPr>
+              <w:t xml:space="preserve">The placeholders like {name} and {phone} are special — they get replaced with the real values automatically. Do not delete the curly braces when editing.</w:t>
             </w:r>
           </w:p>
         </w:tc>
       </w:tr>
     </w:tbl>
-    <w:p>
-      <w:pPr>
-        <w:spacing w:after="0" w:before="120"/>
-      </w:pPr>
-      <w:r>
-        <w:t xml:space="preserve"/>
-      </w:r>
-    </w:p>
-    <w:p>
-      <w:pPr>
-        <w:pStyle w:val="Heading2"/>
-        <w:spacing w:after="120" w:before="320"/>
-      </w:pPr>
-      <w:r>
-        <w:rPr>
-          <w:rFonts w:ascii="Arial" w:cs="Arial" w:eastAsia="Arial" w:hAnsi="Arial"/>
-          <w:b/>
-          <w:bCs/>
-          <w:color w:val="1A3C5E"/>
-          <w:sz w:val="28"/>
-          <w:szCs w:val="28"/>
-        </w:rPr>
-        <w:t xml:space="preserve">4.2  Gallery Page</w:t>
-      </w:r>
-    </w:p>
-    <w:p>
-      <w:pPr>
-        <w:spacing w:after="80" w:before="80"/>
-      </w:pPr>
-      <w:r>
-        <w:rPr>
-          <w:rFonts w:ascii="Arial" w:cs="Arial" w:eastAsia="Arial" w:hAnsi="Arial"/>
-          <w:color w:val="1A1A1A"/>
-          <w:sz w:val="22"/>
-          <w:szCs w:val="22"/>
-        </w:rPr>
-        <w:t xml:space="preserve">This is where your project photos live. To add a new photo:</w:t>
-      </w:r>
-    </w:p>
-    <w:p>
-      <w:pPr>
-        <w:pStyle w:val="ListParagraph"/>
-        <w:numPr>
-          <w:ilvl w:val="0"/>
-          <w:numId w:val="2"/>
-        </w:numPr>
-        <w:spacing w:after="80" w:before="80"/>
-      </w:pPr>
-      <w:r>
-        <w:rPr>
-          <w:rFonts w:ascii="Arial" w:cs="Arial" w:eastAsia="Arial" w:hAnsi="Arial"/>
-          <w:color w:val="1A1A1A"/>
-          <w:sz w:val="22"/>
-          <w:szCs w:val="22"/>
-        </w:rPr>
-        <w:t xml:space="preserve">Go to Gallery in the left menu.</w:t>
-      </w:r>
-    </w:p>
-    <w:p>
-      <w:pPr>
-        <w:pStyle w:val="ListParagraph"/>
-        <w:numPr>
-          <w:ilvl w:val="0"/>
-          <w:numId w:val="2"/>
-        </w:numPr>
-        <w:spacing w:after="80" w:before="80"/>
-      </w:pPr>
-      <w:r>
-        <w:rPr>
-          <w:rFonts w:ascii="Arial" w:cs="Arial" w:eastAsia="Arial" w:hAnsi="Arial"/>
-          <w:color w:val="1A1A1A"/>
-          <w:sz w:val="22"/>
-          <w:szCs w:val="22"/>
-        </w:rPr>
-        <w:t xml:space="preserve">Click the + Add Item button.</w:t>
-      </w:r>
-    </w:p>
-    <w:p>
-      <w:pPr>
-        <w:pStyle w:val="ListParagraph"/>
-        <w:numPr>
-          <w:ilvl w:val="0"/>
-          <w:numId w:val="2"/>
-        </w:numPr>
-        <w:spacing w:after="80" w:before="80"/>
-      </w:pPr>
-      <w:r>
-        <w:rPr>
-          <w:rFonts w:ascii="Arial" w:cs="Arial" w:eastAsia="Arial" w:hAnsi="Arial"/>
-          <w:color w:val="1A1A1A"/>
-          <w:sz w:val="22"/>
-          <w:szCs w:val="22"/>
-        </w:rPr>
-        <w:t xml:space="preserve">Fill in the title, suburb, and glass type.</w:t>
-      </w:r>
-    </w:p>
-    <w:p>
-      <w:pPr>
-        <w:pStyle w:val="ListParagraph"/>
-        <w:numPr>
-          <w:ilvl w:val="0"/>
-          <w:numId w:val="2"/>
-        </w:numPr>
-        <w:spacing w:after="80" w:before="80"/>
-      </w:pPr>
-      <w:r>
-        <w:rPr>
-          <w:rFonts w:ascii="Arial" w:cs="Arial" w:eastAsia="Arial" w:hAnsi="Arial"/>
-          <w:color w:val="1A1A1A"/>
-          <w:sz w:val="22"/>
-          <w:szCs w:val="22"/>
-        </w:rPr>
-        <w:t xml:space="preserve">Click the image field and upload a photo from your phone or computer.</w:t>
-      </w:r>
-    </w:p>
-    <w:p>
-      <w:pPr>
-        <w:pStyle w:val="ListParagraph"/>
-        <w:numPr>
-          <w:ilvl w:val="0"/>
-          <w:numId w:val="2"/>
-        </w:numPr>
-        <w:spacing w:after="80" w:before="80"/>
-      </w:pPr>
-      <w:r>
-        <w:rPr>
-          <w:rFonts w:ascii="Arial" w:cs="Arial" w:eastAsia="Arial" w:hAnsi="Arial"/>
-          <w:color w:val="1A1A1A"/>
-          <w:sz w:val="22"/>
-          <w:szCs w:val="22"/>
-        </w:rPr>
-        <w:t xml:space="preserve">Click Save.</w:t>
-      </w:r>
-    </w:p>
-    <w:p>
-      <w:pPr>
-        <w:spacing w:after="0" w:before="120"/>
-      </w:pPr>
-      <w:r>
-        <w:t xml:space="preserve"/>
-      </w:r>
-    </w:p>
-    <w:p>
-      <w:pPr>
-        <w:spacing w:after="80" w:before="80"/>
-      </w:pPr>
-      <w:r>
-        <w:rPr>
-          <w:rFonts w:ascii="Arial" w:cs="Arial" w:eastAsia="Arial" w:hAnsi="Arial"/>
-          <w:color w:val="1A1A1A"/>
-          <w:sz w:val="22"/>
-          <w:szCs w:val="22"/>
-        </w:rPr>
-        <w:t xml:space="preserve">To remove a photo, open the Gallery, find the item, and click the rubbish bin / delete icon next to it.</w:t>
-      </w:r>
-    </w:p>
-    <w:p>
-      <w:pPr>
-        <w:spacing w:after="0" w:before="120"/>
-      </w:pPr>
-      <w:r>
-        <w:t xml:space="preserve"/>
-      </w:r>
-    </w:p>
     <w:tbl>
       <w:tblPr>
         <w:tblW w:type="dxa" w:w="9360"/>
@@ -2760,7 +3528,7 @@
                 <w:sz w:val="20"/>
                 <w:szCs w:val="20"/>
               </w:rPr>
-              <w:t xml:space="preserve">The Gallery editor showing existing items with the + Add Item button and delete icon visible.</w:t>
+              <w:t xml:space="preserve">Settings → Email Copy open in the editor, showing the quote confirmation fields.</w:t>
             </w:r>
           </w:p>
         </w:tc>
@@ -2772,6 +3540,26 @@
       </w:pPr>
       <w:r>
         <w:t xml:space="preserve"/>
+      </w:r>
+    </w:p>
+    <w:p>
+      <w:pPr>
+        <w:pStyle w:val="Heading1"/>
+        <w:pBdr>
+          <w:bottom w:val="single" w:color="2A7FAF" w:sz="8"/>
+        </w:pBdr>
+        <w:spacing w:after="160" w:before="400"/>
+      </w:pPr>
+      <w:r>
+        <w:rPr>
+          <w:rFonts w:ascii="Arial" w:cs="Arial" w:eastAsia="Arial" w:hAnsi="Arial"/>
+          <w:b/>
+          <w:bCs/>
+          <w:color w:val="1A3C5E"/>
+          <w:sz w:val="36"/>
+          <w:szCs w:val="36"/>
+        </w:rPr>
+        <w:t xml:space="preserve">5. Editing Your Pages</w:t>
       </w:r>
     </w:p>
     <w:p>
@@ -2788,7 +3576,7 @@
           <w:sz w:val="28"/>
           <w:szCs w:val="28"/>
         </w:rPr>
-        <w:t xml:space="preserve">4.3  Services Page</w:t>
+        <w:t xml:space="preserve">4.1  Home Page</w:t>
       </w:r>
     </w:p>
     <w:p>
@@ -2802,46 +3590,7 @@
           <w:sz w:val="22"/>
           <w:szCs w:val="22"/>
         </w:rPr>
-        <w:t xml:space="preserve">Lists all the services you offer. You can edit the title, description, and details for each service.</w:t>
-      </w:r>
-    </w:p>
-    <w:p>
-      <w:pPr>
-        <w:spacing w:after="0" w:before="120"/>
-      </w:pPr>
-      <w:r>
-        <w:t xml:space="preserve"/>
-      </w:r>
-    </w:p>
-    <w:p>
-      <w:pPr>
-        <w:pStyle w:val="Heading2"/>
-        <w:spacing w:after="120" w:before="320"/>
-      </w:pPr>
-      <w:r>
-        <w:rPr>
-          <w:rFonts w:ascii="Arial" w:cs="Arial" w:eastAsia="Arial" w:hAnsi="Arial"/>
-          <w:b/>
-          <w:bCs/>
-          <w:color w:val="1A3C5E"/>
-          <w:sz w:val="28"/>
-          <w:szCs w:val="28"/>
-        </w:rPr>
-        <w:t xml:space="preserve">4.4  Estimate Page (Quote Calculator)</w:t>
-      </w:r>
-    </w:p>
-    <w:p>
-      <w:pPr>
-        <w:spacing w:after="80" w:before="80"/>
-      </w:pPr>
-      <w:r>
-        <w:rPr>
-          <w:rFonts w:ascii="Arial" w:cs="Arial" w:eastAsia="Arial" w:hAnsi="Arial"/>
-          <w:color w:val="1A1A1A"/>
-          <w:sz w:val="22"/>
-          <w:szCs w:val="22"/>
-        </w:rPr>
-        <w:t xml:space="preserve">This is the instant quote tool. Customers fill it in and get an instant price range. You can edit:</w:t>
+        <w:t xml:space="preserve">This is the first thing people see. You can edit:</w:t>
       </w:r>
     </w:p>
     <w:p>
@@ -2860,7 +3609,7 @@
           <w:sz w:val="22"/>
           <w:szCs w:val="22"/>
         </w:rPr>
-        <w:t xml:space="preserve">The headline and intro text at the top</w:t>
+        <w:t xml:space="preserve">The main headline and sub-headline at the top</w:t>
       </w:r>
     </w:p>
     <w:p>
@@ -2879,7 +3628,45 @@
           <w:sz w:val="22"/>
           <w:szCs w:val="22"/>
         </w:rPr>
-        <w:t xml:space="preserve">The pricing ranges used in the calculator (in Settings → Pricing)</w:t>
+        <w:t xml:space="preserve">The call-to-action buttons (e.g. “Get a Free Quote”)</w:t>
+      </w:r>
+    </w:p>
+    <w:p>
+      <w:pPr>
+        <w:pStyle w:val="ListParagraph"/>
+        <w:numPr>
+          <w:ilvl w:val="0"/>
+          <w:numId w:val="3"/>
+        </w:numPr>
+        <w:spacing w:after="60" w:before="60"/>
+      </w:pPr>
+      <w:r>
+        <w:rPr>
+          <w:rFonts w:ascii="Arial" w:cs="Arial" w:eastAsia="Arial" w:hAnsi="Arial"/>
+          <w:color w:val="1A1A1A"/>
+          <w:sz w:val="22"/>
+          <w:szCs w:val="22"/>
+        </w:rPr>
+        <w:t xml:space="preserve">Each section of the page — they are listed one by one in the editor</w:t>
+      </w:r>
+    </w:p>
+    <w:p>
+      <w:pPr>
+        <w:pStyle w:val="ListParagraph"/>
+        <w:numPr>
+          <w:ilvl w:val="0"/>
+          <w:numId w:val="3"/>
+        </w:numPr>
+        <w:spacing w:after="60" w:before="60"/>
+      </w:pPr>
+      <w:r>
+        <w:rPr>
+          <w:rFonts w:ascii="Arial" w:cs="Arial" w:eastAsia="Arial" w:hAnsi="Arial"/>
+          <w:color w:val="1A1A1A"/>
+          <w:sz w:val="22"/>
+          <w:szCs w:val="22"/>
+        </w:rPr>
+        <w:t xml:space="preserve">FAQs at the bottom of the page</w:t>
       </w:r>
     </w:p>
     <w:p>
@@ -2910,12 +3697,12 @@
           <w:tcPr>
             <w:tcW w:type="dxa" w:w="9360"/>
             <w:tcBorders>
-              <w:top w:val="single" w:color="2A7FAF" w:sz="4"/>
-              <w:left w:val="single" w:color="2A7FAF" w:sz="12"/>
-              <w:bottom w:val="single" w:color="2A7FAF" w:sz="4"/>
-              <w:right w:val="single" w:color="2A7FAF" w:sz="4"/>
-            </w:tcBorders>
-            <w:shd w:fill="EBF4FA" w:val="clear"/>
+              <w:top w:val="single" w:color="E8A000" w:sz="4"/>
+              <w:left w:val="single" w:color="E8A000" w:sz="4"/>
+              <w:bottom w:val="single" w:color="E8A000" w:sz="4"/>
+              <w:right w:val="single" w:color="E8A000" w:sz="4"/>
+            </w:tcBorders>
+            <w:shd w:fill="FFF8E1" w:val="clear"/>
             <w:tcMar>
               <w:top w:type="dxa" w:w="100"/>
               <w:left w:type="dxa" w:w="160"/>
@@ -2929,20 +3716,20 @@
                 <w:rFonts w:ascii="Arial" w:cs="Arial" w:eastAsia="Arial" w:hAnsi="Arial"/>
                 <w:b/>
                 <w:bCs/>
-                <w:color w:val="2A7FAF"/>
-                <w:sz w:val="20"/>
-                <w:szCs w:val="20"/>
-              </w:rPr>
-              <w:t xml:space="preserve">TIP: </w:t>
-            </w:r>
-            <w:r>
-              <w:rPr>
-                <w:rFonts w:ascii="Arial" w:cs="Arial" w:eastAsia="Arial" w:hAnsi="Arial"/>
-                <w:color w:val="1A3C5E"/>
-                <w:sz w:val="20"/>
-                <w:szCs w:val="20"/>
-              </w:rPr>
-              <w:t xml:space="preserve">If your pricing changes, update it in Settings → Pricing, not directly on the Estimate page.</w:t>
+                <w:color w:val="7A4F00"/>
+                <w:sz w:val="20"/>
+                <w:szCs w:val="20"/>
+              </w:rPr>
+              <w:t xml:space="preserve">📸  SCREENSHOT NEEDED: </w:t>
+            </w:r>
+            <w:r>
+              <w:rPr>
+                <w:rFonts w:ascii="Arial" w:cs="Arial" w:eastAsia="Arial" w:hAnsi="Arial"/>
+                <w:color w:val="7A4F00"/>
+                <w:sz w:val="20"/>
+                <w:szCs w:val="20"/>
+              </w:rPr>
+              <w:t xml:space="preserve">The Home page open in the editor, showing the list of page sections/blocks on the left.</w:t>
             </w:r>
           </w:p>
         </w:tc>
@@ -2970,7 +3757,7 @@
           <w:sz w:val="28"/>
           <w:szCs w:val="28"/>
         </w:rPr>
-        <w:t xml:space="preserve">4.5  Warranty Page</w:t>
+        <w:t xml:space="preserve">4.2  Gallery Page</w:t>
       </w:r>
     </w:p>
     <w:p>
@@ -2984,149 +3771,7 @@
           <w:sz w:val="22"/>
           <w:szCs w:val="22"/>
         </w:rPr>
-        <w:t xml:space="preserve">Explains your warranty. You can edit the headline, the coverage details, and the FAQs.</w:t>
-      </w:r>
-    </w:p>
-    <w:p>
-      <w:pPr>
-        <w:spacing w:after="0" w:before="120"/>
-      </w:pPr>
-      <w:r>
-        <w:t xml:space="preserve"/>
-      </w:r>
-    </w:p>
-    <w:p>
-      <w:pPr>
-        <w:pStyle w:val="Heading2"/>
-        <w:spacing w:after="120" w:before="320"/>
-      </w:pPr>
-      <w:r>
-        <w:rPr>
-          <w:rFonts w:ascii="Arial" w:cs="Arial" w:eastAsia="Arial" w:hAnsi="Arial"/>
-          <w:b/>
-          <w:bCs/>
-          <w:color w:val="1A3C5E"/>
-          <w:sz w:val="28"/>
-          <w:szCs w:val="28"/>
-        </w:rPr>
-        <w:t xml:space="preserve">4.6  Contact Page</w:t>
-      </w:r>
-    </w:p>
-    <w:p>
-      <w:pPr>
-        <w:spacing w:after="80" w:before="80"/>
-      </w:pPr>
-      <w:r>
-        <w:rPr>
-          <w:rFonts w:ascii="Arial" w:cs="Arial" w:eastAsia="Arial" w:hAnsi="Arial"/>
-          <w:color w:val="1A1A1A"/>
-          <w:sz w:val="22"/>
-          <w:szCs w:val="22"/>
-        </w:rPr>
-        <w:t xml:space="preserve">Shows your contact details and a contact form. The details are pulled from Settings automatically — you do not need to edit this page separately unless you want to change the intro text.</w:t>
-      </w:r>
-    </w:p>
-    <w:p>
-      <w:pPr>
-        <w:spacing w:after="0" w:before="120"/>
-      </w:pPr>
-      <w:r>
-        <w:t xml:space="preserve"/>
-      </w:r>
-    </w:p>
-    <w:p>
-      <w:pPr>
-        <w:pStyle w:val="Heading2"/>
-        <w:spacing w:after="120" w:before="320"/>
-      </w:pPr>
-      <w:r>
-        <w:rPr>
-          <w:rFonts w:ascii="Arial" w:cs="Arial" w:eastAsia="Arial" w:hAnsi="Arial"/>
-          <w:b/>
-          <w:bCs/>
-          <w:color w:val="1A3C5E"/>
-          <w:sz w:val="28"/>
-          <w:szCs w:val="28"/>
-        </w:rPr>
-        <w:t xml:space="preserve">4.7  About Page</w:t>
-      </w:r>
-    </w:p>
-    <w:p>
-      <w:pPr>
-        <w:spacing w:after="80" w:before="80"/>
-      </w:pPr>
-      <w:r>
-        <w:rPr>
-          <w:rFonts w:ascii="Arial" w:cs="Arial" w:eastAsia="Arial" w:hAnsi="Arial"/>
-          <w:color w:val="1A1A1A"/>
-          <w:sz w:val="22"/>
-          <w:szCs w:val="22"/>
-        </w:rPr>
-        <w:t xml:space="preserve">Your story and team. You can edit all the text here.</w:t>
-      </w:r>
-    </w:p>
-    <w:p>
-      <w:pPr>
-        <w:spacing w:after="0" w:before="120"/>
-      </w:pPr>
-      <w:r>
-        <w:t xml:space="preserve"/>
-      </w:r>
-    </w:p>
-    <w:p>
-      <w:pPr>
-        <w:pStyle w:val="Heading1"/>
-        <w:pBdr>
-          <w:bottom w:val="single" w:color="2A7FAF" w:sz="8"/>
-        </w:pBdr>
-        <w:spacing w:after="160" w:before="400"/>
-      </w:pPr>
-      <w:r>
-        <w:rPr>
-          <w:rFonts w:ascii="Arial" w:cs="Arial" w:eastAsia="Arial" w:hAnsi="Arial"/>
-          <w:b/>
-          <w:bCs/>
-          <w:color w:val="1A3C5E"/>
-          <w:sz w:val="36"/>
-          <w:szCs w:val="36"/>
-        </w:rPr>
-        <w:t xml:space="preserve">5. Viewing Customer Leads and Quote Requests</w:t>
-      </w:r>
-    </w:p>
-    <w:p>
-      <w:pPr>
-        <w:spacing w:after="80" w:before="80"/>
-      </w:pPr>
-      <w:r>
-        <w:rPr>
-          <w:rFonts w:ascii="Arial" w:cs="Arial" w:eastAsia="Arial" w:hAnsi="Arial"/>
-          <w:color w:val="1A1A1A"/>
-          <w:sz w:val="22"/>
-          <w:szCs w:val="22"/>
-        </w:rPr>
-        <w:t xml:space="preserve">Every time someone fills in the contact form or uses the instant quote calculator, the details are saved to your database and you get an email notification.</w:t>
-      </w:r>
-    </w:p>
-    <w:p>
-      <w:pPr>
-        <w:spacing w:after="0" w:before="120"/>
-      </w:pPr>
-      <w:r>
-        <w:t xml:space="preserve"/>
-      </w:r>
-    </w:p>
-    <w:p>
-      <w:pPr>
-        <w:spacing w:after="80" w:before="80"/>
-      </w:pPr>
-      <w:r>
-        <w:rPr>
-          <w:rFonts w:ascii="Arial" w:cs="Arial" w:eastAsia="Arial" w:hAnsi="Arial"/>
-          <w:color w:val="1A1A1A"/>
-          <w:sz w:val="22"/>
-          <w:szCs w:val="22"/>
-        </w:rPr>
-        <w:t xml:space="preserve">To view all leads and quote requests:</w:t>
+        <w:t xml:space="preserve">This is where your project photos live. To add a new photo:</w:t>
       </w:r>
     </w:p>
     <w:p>
@@ -3145,7 +3790,7 @@
           <w:sz w:val="22"/>
           <w:szCs w:val="22"/>
         </w:rPr>
-        <w:t xml:space="preserve">Go to https://neon.tech and log in with Google or GitHub.</w:t>
+        <w:t xml:space="preserve">Go to Gallery in the left menu.</w:t>
       </w:r>
     </w:p>
     <w:p>
@@ -3164,7 +3809,7 @@
           <w:sz w:val="22"/>
           <w:szCs w:val="22"/>
         </w:rPr>
-        <w:t xml:space="preserve">Open your project (it will be named something like kingdoubleglazing).</w:t>
+        <w:t xml:space="preserve">Click the + Add Item button.</w:t>
       </w:r>
     </w:p>
     <w:p>
@@ -3183,7 +3828,7 @@
           <w:sz w:val="22"/>
           <w:szCs w:val="22"/>
         </w:rPr>
-        <w:t xml:space="preserve">Click on Tables in the left menu.</w:t>
+        <w:t xml:space="preserve">Fill in the title, suburb, and glass type.</w:t>
       </w:r>
     </w:p>
     <w:p>
@@ -3202,7 +3847,48 @@
           <w:sz w:val="22"/>
           <w:szCs w:val="22"/>
         </w:rPr>
-        <w:t xml:space="preserve">You will see two tables: leads (contact form submissions) and quotes (instant quote requests).</w:t>
+        <w:t xml:space="preserve">Click the image field and upload a photo from your phone or computer.</w:t>
+      </w:r>
+    </w:p>
+    <w:p>
+      <w:pPr>
+        <w:pStyle w:val="ListParagraph"/>
+        <w:numPr>
+          <w:ilvl w:val="0"/>
+          <w:numId w:val="2"/>
+        </w:numPr>
+        <w:spacing w:after="80" w:before="80"/>
+      </w:pPr>
+      <w:r>
+        <w:rPr>
+          <w:rFonts w:ascii="Arial" w:cs="Arial" w:eastAsia="Arial" w:hAnsi="Arial"/>
+          <w:color w:val="1A1A1A"/>
+          <w:sz w:val="22"/>
+          <w:szCs w:val="22"/>
+        </w:rPr>
+        <w:t xml:space="preserve">Click Save.</w:t>
+      </w:r>
+    </w:p>
+    <w:p>
+      <w:pPr>
+        <w:spacing w:after="0" w:before="120"/>
+      </w:pPr>
+      <w:r>
+        <w:t xml:space="preserve"/>
+      </w:r>
+    </w:p>
+    <w:p>
+      <w:pPr>
+        <w:spacing w:after="80" w:before="80"/>
+      </w:pPr>
+      <w:r>
+        <w:rPr>
+          <w:rFonts w:ascii="Arial" w:cs="Arial" w:eastAsia="Arial" w:hAnsi="Arial"/>
+          <w:color w:val="1A1A1A"/>
+          <w:sz w:val="22"/>
+          <w:szCs w:val="22"/>
+        </w:rPr>
+        <w:t xml:space="preserve">To remove a photo, open the Gallery, find the item, and click the rubbish bin / delete icon next to it.</w:t>
       </w:r>
     </w:p>
     <w:p>
@@ -3265,12 +3951,128 @@
                 <w:sz w:val="20"/>
                 <w:szCs w:val="20"/>
               </w:rPr>
-              <w:t xml:space="preserve">The Neon dashboard showing the Tables view with the leads and quotes tables listed.</w:t>
+              <w:t xml:space="preserve">The Gallery editor showing existing items with the + Add Item button and delete icon visible.</w:t>
             </w:r>
           </w:p>
         </w:tc>
       </w:tr>
     </w:tbl>
+    <w:p>
+      <w:pPr>
+        <w:spacing w:after="0" w:before="120"/>
+      </w:pPr>
+      <w:r>
+        <w:t xml:space="preserve"/>
+      </w:r>
+    </w:p>
+    <w:p>
+      <w:pPr>
+        <w:pStyle w:val="Heading2"/>
+        <w:spacing w:after="120" w:before="320"/>
+      </w:pPr>
+      <w:r>
+        <w:rPr>
+          <w:rFonts w:ascii="Arial" w:cs="Arial" w:eastAsia="Arial" w:hAnsi="Arial"/>
+          <w:b/>
+          <w:bCs/>
+          <w:color w:val="1A3C5E"/>
+          <w:sz w:val="28"/>
+          <w:szCs w:val="28"/>
+        </w:rPr>
+        <w:t xml:space="preserve">4.3  Services Page</w:t>
+      </w:r>
+    </w:p>
+    <w:p>
+      <w:pPr>
+        <w:spacing w:after="80" w:before="80"/>
+      </w:pPr>
+      <w:r>
+        <w:rPr>
+          <w:rFonts w:ascii="Arial" w:cs="Arial" w:eastAsia="Arial" w:hAnsi="Arial"/>
+          <w:color w:val="1A1A1A"/>
+          <w:sz w:val="22"/>
+          <w:szCs w:val="22"/>
+        </w:rPr>
+        <w:t xml:space="preserve">Lists all the services you offer. You can edit the title, description, and details for each service.</w:t>
+      </w:r>
+    </w:p>
+    <w:p>
+      <w:pPr>
+        <w:spacing w:after="0" w:before="120"/>
+      </w:pPr>
+      <w:r>
+        <w:t xml:space="preserve"/>
+      </w:r>
+    </w:p>
+    <w:p>
+      <w:pPr>
+        <w:pStyle w:val="Heading2"/>
+        <w:spacing w:after="120" w:before="320"/>
+      </w:pPr>
+      <w:r>
+        <w:rPr>
+          <w:rFonts w:ascii="Arial" w:cs="Arial" w:eastAsia="Arial" w:hAnsi="Arial"/>
+          <w:b/>
+          <w:bCs/>
+          <w:color w:val="1A3C5E"/>
+          <w:sz w:val="28"/>
+          <w:szCs w:val="28"/>
+        </w:rPr>
+        <w:t xml:space="preserve">4.4  Estimate Page (Quote Calculator)</w:t>
+      </w:r>
+    </w:p>
+    <w:p>
+      <w:pPr>
+        <w:spacing w:after="80" w:before="80"/>
+      </w:pPr>
+      <w:r>
+        <w:rPr>
+          <w:rFonts w:ascii="Arial" w:cs="Arial" w:eastAsia="Arial" w:hAnsi="Arial"/>
+          <w:color w:val="1A1A1A"/>
+          <w:sz w:val="22"/>
+          <w:szCs w:val="22"/>
+        </w:rPr>
+        <w:t xml:space="preserve">This is the instant quote tool. Customers fill it in and get an instant price range. You can edit:</w:t>
+      </w:r>
+    </w:p>
+    <w:p>
+      <w:pPr>
+        <w:pStyle w:val="ListParagraph"/>
+        <w:numPr>
+          <w:ilvl w:val="0"/>
+          <w:numId w:val="3"/>
+        </w:numPr>
+        <w:spacing w:after="60" w:before="60"/>
+      </w:pPr>
+      <w:r>
+        <w:rPr>
+          <w:rFonts w:ascii="Arial" w:cs="Arial" w:eastAsia="Arial" w:hAnsi="Arial"/>
+          <w:color w:val="1A1A1A"/>
+          <w:sz w:val="22"/>
+          <w:szCs w:val="22"/>
+        </w:rPr>
+        <w:t xml:space="preserve">The headline and intro text at the top</w:t>
+      </w:r>
+    </w:p>
+    <w:p>
+      <w:pPr>
+        <w:pStyle w:val="ListParagraph"/>
+        <w:numPr>
+          <w:ilvl w:val="0"/>
+          <w:numId w:val="3"/>
+        </w:numPr>
+        <w:spacing w:after="60" w:before="60"/>
+      </w:pPr>
+      <w:r>
+        <w:rPr>
+          <w:rFonts w:ascii="Arial" w:cs="Arial" w:eastAsia="Arial" w:hAnsi="Arial"/>
+          <w:color w:val="1A1A1A"/>
+          <w:sz w:val="22"/>
+          <w:szCs w:val="22"/>
+        </w:rPr>
+        <w:t xml:space="preserve">The pricing ranges used in the calculator (in Settings → Pricing)</w:t>
+      </w:r>
+    </w:p>
     <w:p>
       <w:pPr>
         <w:spacing w:after="0" w:before="120"/>
@@ -3331,12 +4133,129 @@
                 <w:sz w:val="20"/>
                 <w:szCs w:val="20"/>
               </w:rPr>
-              <w:t xml:space="preserve">You will also receive an email every time someone submits a quote. Check your inbox (and spam folder the first time) to make sure those are coming through.</w:t>
+              <w:t xml:space="preserve">If your pricing changes, update it in Settings → Pricing, not directly on the Estimate page.</w:t>
             </w:r>
           </w:p>
         </w:tc>
       </w:tr>
     </w:tbl>
+    <w:p>
+      <w:pPr>
+        <w:spacing w:after="0" w:before="120"/>
+      </w:pPr>
+      <w:r>
+        <w:t xml:space="preserve"/>
+      </w:r>
+    </w:p>
+    <w:p>
+      <w:pPr>
+        <w:pStyle w:val="Heading2"/>
+        <w:spacing w:after="120" w:before="320"/>
+      </w:pPr>
+      <w:r>
+        <w:rPr>
+          <w:rFonts w:ascii="Arial" w:cs="Arial" w:eastAsia="Arial" w:hAnsi="Arial"/>
+          <w:b/>
+          <w:bCs/>
+          <w:color w:val="1A3C5E"/>
+          <w:sz w:val="28"/>
+          <w:szCs w:val="28"/>
+        </w:rPr>
+        <w:t xml:space="preserve">4.5  Warranty Page</w:t>
+      </w:r>
+    </w:p>
+    <w:p>
+      <w:pPr>
+        <w:spacing w:after="80" w:before="80"/>
+      </w:pPr>
+      <w:r>
+        <w:rPr>
+          <w:rFonts w:ascii="Arial" w:cs="Arial" w:eastAsia="Arial" w:hAnsi="Arial"/>
+          <w:color w:val="1A1A1A"/>
+          <w:sz w:val="22"/>
+          <w:szCs w:val="22"/>
+        </w:rPr>
+        <w:t xml:space="preserve">Explains your warranty. You can edit the headline, the coverage details, and the FAQs.</w:t>
+      </w:r>
+    </w:p>
+    <w:p>
+      <w:pPr>
+        <w:spacing w:after="0" w:before="120"/>
+      </w:pPr>
+      <w:r>
+        <w:t xml:space="preserve"/>
+      </w:r>
+    </w:p>
+    <w:p>
+      <w:pPr>
+        <w:pStyle w:val="Heading2"/>
+        <w:spacing w:after="120" w:before="320"/>
+      </w:pPr>
+      <w:r>
+        <w:rPr>
+          <w:rFonts w:ascii="Arial" w:cs="Arial" w:eastAsia="Arial" w:hAnsi="Arial"/>
+          <w:b/>
+          <w:bCs/>
+          <w:color w:val="1A3C5E"/>
+          <w:sz w:val="28"/>
+          <w:szCs w:val="28"/>
+        </w:rPr>
+        <w:t xml:space="preserve">4.6  Contact Page</w:t>
+      </w:r>
+    </w:p>
+    <w:p>
+      <w:pPr>
+        <w:spacing w:after="80" w:before="80"/>
+      </w:pPr>
+      <w:r>
+        <w:rPr>
+          <w:rFonts w:ascii="Arial" w:cs="Arial" w:eastAsia="Arial" w:hAnsi="Arial"/>
+          <w:color w:val="1A1A1A"/>
+          <w:sz w:val="22"/>
+          <w:szCs w:val="22"/>
+        </w:rPr>
+        <w:t xml:space="preserve">Shows your contact details and a contact form. The details are pulled from Settings automatically — you do not need to edit this page separately unless you want to change the intro text.</w:t>
+      </w:r>
+    </w:p>
+    <w:p>
+      <w:pPr>
+        <w:spacing w:after="0" w:before="120"/>
+      </w:pPr>
+      <w:r>
+        <w:t xml:space="preserve"/>
+      </w:r>
+    </w:p>
+    <w:p>
+      <w:pPr>
+        <w:pStyle w:val="Heading2"/>
+        <w:spacing w:after="120" w:before="320"/>
+      </w:pPr>
+      <w:r>
+        <w:rPr>
+          <w:rFonts w:ascii="Arial" w:cs="Arial" w:eastAsia="Arial" w:hAnsi="Arial"/>
+          <w:b/>
+          <w:bCs/>
+          <w:color w:val="1A3C5E"/>
+          <w:sz w:val="28"/>
+          <w:szCs w:val="28"/>
+        </w:rPr>
+        <w:t xml:space="preserve">4.7  About Page</w:t>
+      </w:r>
+    </w:p>
+    <w:p>
+      <w:pPr>
+        <w:spacing w:after="80" w:before="80"/>
+      </w:pPr>
+      <w:r>
+        <w:rPr>
+          <w:rFonts w:ascii="Arial" w:cs="Arial" w:eastAsia="Arial" w:hAnsi="Arial"/>
+          <w:color w:val="1A1A1A"/>
+          <w:sz w:val="22"/>
+          <w:szCs w:val="22"/>
+        </w:rPr>
+        <w:t xml:space="preserve">Your story and team. You can edit all the text here.</w:t>
+      </w:r>
+    </w:p>
     <w:p>
       <w:pPr>
         <w:spacing w:after="0" w:before="120"/>
@@ -3362,7 +4281,7 @@
           <w:sz w:val="36"/>
           <w:szCs w:val="36"/>
         </w:rPr>
-        <w:t xml:space="preserve">6. Email Notifications (Resend)</w:t>
+        <w:t xml:space="preserve">6. Viewing Customer Leads and Quote Requests</w:t>
       </w:r>
     </w:p>
     <w:p>
@@ -3376,7 +4295,7 @@
           <w:sz w:val="22"/>
           <w:szCs w:val="22"/>
         </w:rPr>
-        <w:t xml:space="preserve">Resend is the service that sends you an email every time a customer submits a quote. It is already set up and working.</w:t>
+        <w:t xml:space="preserve">Every time someone fills in the contact form or uses the instant quote calculator, the details are saved to your database and you get an email notification.</w:t>
       </w:r>
     </w:p>
     <w:p>
@@ -3398,7 +4317,7 @@
           <w:sz w:val="22"/>
           <w:szCs w:val="22"/>
         </w:rPr>
-        <w:t xml:space="preserve">You normally do not need to log in to Resend unless you want to:</w:t>
+        <w:t xml:space="preserve">To view all leads and quote requests:</w:t>
       </w:r>
     </w:p>
     <w:p>
@@ -3406,18 +4325,18 @@
         <w:pStyle w:val="ListParagraph"/>
         <w:numPr>
           <w:ilvl w:val="0"/>
-          <w:numId w:val="3"/>
+          <w:numId w:val="2"/>
         </w:numPr>
-        <w:spacing w:after="60" w:before="60"/>
-      </w:pPr>
-      <w:r>
-        <w:rPr>
-          <w:rFonts w:ascii="Arial" w:cs="Arial" w:eastAsia="Arial" w:hAnsi="Arial"/>
-          <w:color w:val="1A1A1A"/>
-          <w:sz w:val="22"/>
-          <w:szCs w:val="22"/>
-        </w:rPr>
-        <w:t xml:space="preserve">Check how many emails were sent</w:t>
+        <w:spacing w:after="80" w:before="80"/>
+      </w:pPr>
+      <w:r>
+        <w:rPr>
+          <w:rFonts w:ascii="Arial" w:cs="Arial" w:eastAsia="Arial" w:hAnsi="Arial"/>
+          <w:color w:val="1A1A1A"/>
+          <w:sz w:val="22"/>
+          <w:szCs w:val="22"/>
+        </w:rPr>
+        <w:t xml:space="preserve">Go to https://neon.tech and log in with Google or GitHub.</w:t>
       </w:r>
     </w:p>
     <w:p>
@@ -3425,18 +4344,18 @@
         <w:pStyle w:val="ListParagraph"/>
         <w:numPr>
           <w:ilvl w:val="0"/>
-          <w:numId w:val="3"/>
+          <w:numId w:val="2"/>
         </w:numPr>
-        <w:spacing w:after="60" w:before="60"/>
-      </w:pPr>
-      <w:r>
-        <w:rPr>
-          <w:rFonts w:ascii="Arial" w:cs="Arial" w:eastAsia="Arial" w:hAnsi="Arial"/>
-          <w:color w:val="1A1A1A"/>
-          <w:sz w:val="22"/>
-          <w:szCs w:val="22"/>
-        </w:rPr>
-        <w:t xml:space="preserve">See if a specific email was delivered</w:t>
+        <w:spacing w:after="80" w:before="80"/>
+      </w:pPr>
+      <w:r>
+        <w:rPr>
+          <w:rFonts w:ascii="Arial" w:cs="Arial" w:eastAsia="Arial" w:hAnsi="Arial"/>
+          <w:color w:val="1A1A1A"/>
+          <w:sz w:val="22"/>
+          <w:szCs w:val="22"/>
+        </w:rPr>
+        <w:t xml:space="preserve">Open your project (it will be named something like kingdoubleglazing).</w:t>
       </w:r>
     </w:p>
     <w:p>
@@ -3444,30 +4363,8 @@
         <w:pStyle w:val="ListParagraph"/>
         <w:numPr>
           <w:ilvl w:val="0"/>
-          <w:numId w:val="3"/>
+          <w:numId w:val="2"/>
         </w:numPr>
-        <w:spacing w:after="60" w:before="60"/>
-      </w:pPr>
-      <w:r>
-        <w:rPr>
-          <w:rFonts w:ascii="Arial" w:cs="Arial" w:eastAsia="Arial" w:hAnsi="Arial"/>
-          <w:color w:val="1A1A1A"/>
-          <w:sz w:val="22"/>
-          <w:szCs w:val="22"/>
-        </w:rPr>
-        <w:t xml:space="preserve">Update the From address on the emails</w:t>
-      </w:r>
-    </w:p>
-    <w:p>
-      <w:pPr>
-        <w:spacing w:after="0" w:before="120"/>
-      </w:pPr>
-      <w:r>
-        <w:t xml:space="preserve"/>
-      </w:r>
-    </w:p>
-    <w:p>
-      <w:pPr>
         <w:spacing w:after="80" w:before="80"/>
       </w:pPr>
       <w:r>
@@ -3477,71 +4374,7 @@
           <w:sz w:val="22"/>
           <w:szCs w:val="22"/>
         </w:rPr>
-        <w:t xml:space="preserve">Log in at https://resend.com using Google or GitHub.</w:t>
-      </w:r>
-    </w:p>
-    <w:p>
-      <w:pPr>
-        <w:spacing w:after="0" w:before="120"/>
-      </w:pPr>
-      <w:r>
-        <w:t xml:space="preserve"/>
-      </w:r>
-    </w:p>
-    <w:p>
-      <w:pPr>
-        <w:pStyle w:val="Heading1"/>
-        <w:pBdr>
-          <w:bottom w:val="single" w:color="2A7FAF" w:sz="8"/>
-        </w:pBdr>
-        <w:spacing w:after="160" w:before="400"/>
-      </w:pPr>
-      <w:r>
-        <w:rPr>
-          <w:rFonts w:ascii="Arial" w:cs="Arial" w:eastAsia="Arial" w:hAnsi="Arial"/>
-          <w:b/>
-          <w:bCs/>
-          <w:color w:val="1A3C5E"/>
-          <w:sz w:val="36"/>
-          <w:szCs w:val="36"/>
-        </w:rPr>
-        <w:t xml:space="preserve">7. Your Website Hosting (Vercel)</w:t>
-      </w:r>
-    </w:p>
-    <w:p>
-      <w:pPr>
-        <w:spacing w:after="80" w:before="80"/>
-      </w:pPr>
-      <w:r>
-        <w:rPr>
-          <w:rFonts w:ascii="Arial" w:cs="Arial" w:eastAsia="Arial" w:hAnsi="Arial"/>
-          <w:color w:val="1A1A1A"/>
-          <w:sz w:val="22"/>
-          <w:szCs w:val="22"/>
-        </w:rPr>
-        <w:t xml:space="preserve">Vercel keeps your website live. It is fully automatic — you do not need to do anything day to day.</w:t>
-      </w:r>
-    </w:p>
-    <w:p>
-      <w:pPr>
-        <w:spacing w:after="0" w:before="120"/>
-      </w:pPr>
-      <w:r>
-        <w:t xml:space="preserve"/>
-      </w:r>
-    </w:p>
-    <w:p>
-      <w:pPr>
-        <w:spacing w:after="80" w:before="80"/>
-      </w:pPr>
-      <w:r>
-        <w:rPr>
-          <w:rFonts w:ascii="Arial" w:cs="Arial" w:eastAsia="Arial" w:hAnsi="Arial"/>
-          <w:color w:val="1A1A1A"/>
-          <w:sz w:val="22"/>
-          <w:szCs w:val="22"/>
-        </w:rPr>
-        <w:t xml:space="preserve">The only times you would log in to Vercel (https://vercel.com) are:</w:t>
+        <w:t xml:space="preserve">Click on Tables in the left menu.</w:t>
       </w:r>
     </w:p>
     <w:p>
@@ -3549,56 +4382,18 @@
         <w:pStyle w:val="ListParagraph"/>
         <w:numPr>
           <w:ilvl w:val="0"/>
-          <w:numId w:val="3"/>
+          <w:numId w:val="2"/>
         </w:numPr>
-        <w:spacing w:after="60" w:before="60"/>
-      </w:pPr>
-      <w:r>
-        <w:rPr>
-          <w:rFonts w:ascii="Arial" w:cs="Arial" w:eastAsia="Arial" w:hAnsi="Arial"/>
-          <w:color w:val="1A1A1A"/>
-          <w:sz w:val="22"/>
-          <w:szCs w:val="22"/>
-        </w:rPr>
-        <w:t xml:space="preserve">To check if the website is online</w:t>
-      </w:r>
-    </w:p>
-    <w:p>
-      <w:pPr>
-        <w:pStyle w:val="ListParagraph"/>
-        <w:numPr>
-          <w:ilvl w:val="0"/>
-          <w:numId w:val="3"/>
-        </w:numPr>
-        <w:spacing w:after="60" w:before="60"/>
-      </w:pPr>
-      <w:r>
-        <w:rPr>
-          <w:rFonts w:ascii="Arial" w:cs="Arial" w:eastAsia="Arial" w:hAnsi="Arial"/>
-          <w:color w:val="1A1A1A"/>
-          <w:sz w:val="22"/>
-          <w:szCs w:val="22"/>
-        </w:rPr>
-        <w:t xml:space="preserve">To add a developer to the project so they can deploy code changes</w:t>
-      </w:r>
-    </w:p>
-    <w:p>
-      <w:pPr>
-        <w:pStyle w:val="ListParagraph"/>
-        <w:numPr>
-          <w:ilvl w:val="0"/>
-          <w:numId w:val="3"/>
-        </w:numPr>
-        <w:spacing w:after="60" w:before="60"/>
-      </w:pPr>
-      <w:r>
-        <w:rPr>
-          <w:rFonts w:ascii="Arial" w:cs="Arial" w:eastAsia="Arial" w:hAnsi="Arial"/>
-          <w:color w:val="1A1A1A"/>
-          <w:sz w:val="22"/>
-          <w:szCs w:val="22"/>
-        </w:rPr>
-        <w:t xml:space="preserve">To update environment settings if your email or API keys change</w:t>
+        <w:spacing w:after="80" w:before="80"/>
+      </w:pPr>
+      <w:r>
+        <w:rPr>
+          <w:rFonts w:ascii="Arial" w:cs="Arial" w:eastAsia="Arial" w:hAnsi="Arial"/>
+          <w:color w:val="1A1A1A"/>
+          <w:sz w:val="22"/>
+          <w:szCs w:val="22"/>
+        </w:rPr>
+        <w:t xml:space="preserve">You will see two tables: leads (contact form submissions) and quotes (instant quote requests).</w:t>
       </w:r>
     </w:p>
     <w:p>
@@ -3629,12 +4424,12 @@
           <w:tcPr>
             <w:tcW w:type="dxa" w:w="9360"/>
             <w:tcBorders>
-              <w:top w:val="single" w:color="2A7FAF" w:sz="4"/>
-              <w:left w:val="single" w:color="2A7FAF" w:sz="12"/>
-              <w:bottom w:val="single" w:color="2A7FAF" w:sz="4"/>
-              <w:right w:val="single" w:color="2A7FAF" w:sz="4"/>
-            </w:tcBorders>
-            <w:shd w:fill="EBF4FA" w:val="clear"/>
+              <w:top w:val="single" w:color="E8A000" w:sz="4"/>
+              <w:left w:val="single" w:color="E8A000" w:sz="4"/>
+              <w:bottom w:val="single" w:color="E8A000" w:sz="4"/>
+              <w:right w:val="single" w:color="E8A000" w:sz="4"/>
+            </w:tcBorders>
+            <w:shd w:fill="FFF8E1" w:val="clear"/>
             <w:tcMar>
               <w:top w:type="dxa" w:w="100"/>
               <w:left w:type="dxa" w:w="160"/>
@@ -3648,245 +4443,25 @@
                 <w:rFonts w:ascii="Arial" w:cs="Arial" w:eastAsia="Arial" w:hAnsi="Arial"/>
                 <w:b/>
                 <w:bCs/>
-                <w:color w:val="2A7FAF"/>
-                <w:sz w:val="20"/>
-                <w:szCs w:val="20"/>
-              </w:rPr>
-              <w:t xml:space="preserve">TIP: </w:t>
-            </w:r>
-            <w:r>
-              <w:rPr>
-                <w:rFonts w:ascii="Arial" w:cs="Arial" w:eastAsia="Arial" w:hAnsi="Arial"/>
-                <w:color w:val="1A3C5E"/>
-                <w:sz w:val="20"/>
-                <w:szCs w:val="20"/>
-              </w:rPr>
-              <w:t xml:space="preserve">If the website ever goes down, check vercel.com first. The dashboard will tell you if there is an issue.</w:t>
+                <w:color w:val="7A4F00"/>
+                <w:sz w:val="20"/>
+                <w:szCs w:val="20"/>
+              </w:rPr>
+              <w:t xml:space="preserve">📸  SCREENSHOT NEEDED: </w:t>
+            </w:r>
+            <w:r>
+              <w:rPr>
+                <w:rFonts w:ascii="Arial" w:cs="Arial" w:eastAsia="Arial" w:hAnsi="Arial"/>
+                <w:color w:val="7A4F00"/>
+                <w:sz w:val="20"/>
+                <w:szCs w:val="20"/>
+              </w:rPr>
+              <w:t xml:space="preserve">The Neon dashboard showing the Tables view with the leads and quotes tables listed.</w:t>
             </w:r>
           </w:p>
         </w:tc>
       </w:tr>
     </w:tbl>
-    <w:p>
-      <w:pPr>
-        <w:spacing w:after="0" w:before="120"/>
-      </w:pPr>
-      <w:r>
-        <w:t xml:space="preserve"/>
-      </w:r>
-    </w:p>
-    <w:p>
-      <w:pPr>
-        <w:pStyle w:val="Heading1"/>
-        <w:pBdr>
-          <w:bottom w:val="single" w:color="2A7FAF" w:sz="8"/>
-        </w:pBdr>
-        <w:spacing w:after="160" w:before="400"/>
-      </w:pPr>
-      <w:r>
-        <w:rPr>
-          <w:rFonts w:ascii="Arial" w:cs="Arial" w:eastAsia="Arial" w:hAnsi="Arial"/>
-          <w:b/>
-          <w:bCs/>
-          <w:color w:val="1A3C5E"/>
-          <w:sz w:val="36"/>
-          <w:szCs w:val="36"/>
-        </w:rPr>
-        <w:t xml:space="preserve">8. Making Bigger Changes (Code)</w:t>
-      </w:r>
-    </w:p>
-    <w:p>
-      <w:pPr>
-        <w:spacing w:after="80" w:before="80"/>
-      </w:pPr>
-      <w:r>
-        <w:rPr>
-          <w:rFonts w:ascii="Arial" w:cs="Arial" w:eastAsia="Arial" w:hAnsi="Arial"/>
-          <w:color w:val="1A1A1A"/>
-          <w:sz w:val="22"/>
-          <w:szCs w:val="22"/>
-        </w:rPr>
-        <w:t xml:space="preserve">For anything beyond text and images — like adding a new page, changing the layout, or adding a new feature — someone will need to edit the code.</w:t>
-      </w:r>
-    </w:p>
-    <w:p>
-      <w:pPr>
-        <w:spacing w:after="0" w:before="120"/>
-      </w:pPr>
-      <w:r>
-        <w:t xml:space="preserve"/>
-      </w:r>
-    </w:p>
-    <w:p>
-      <w:pPr>
-        <w:spacing w:after="80" w:before="80"/>
-      </w:pPr>
-      <w:r>
-        <w:rPr>
-          <w:rFonts w:ascii="Arial" w:cs="Arial" w:eastAsia="Arial" w:hAnsi="Arial"/>
-          <w:color w:val="1A1A1A"/>
-          <w:sz w:val="22"/>
-          <w:szCs w:val="22"/>
-        </w:rPr>
-        <w:t xml:space="preserve">You have two options:</w:t>
-      </w:r>
-    </w:p>
-    <w:p>
-      <w:pPr>
-        <w:spacing w:after="0" w:before="120"/>
-      </w:pPr>
-      <w:r>
-        <w:t xml:space="preserve"/>
-      </w:r>
-    </w:p>
-    <w:p>
-      <w:pPr>
-        <w:pStyle w:val="Heading2"/>
-        <w:spacing w:after="120" w:before="320"/>
-      </w:pPr>
-      <w:r>
-        <w:rPr>
-          <w:rFonts w:ascii="Arial" w:cs="Arial" w:eastAsia="Arial" w:hAnsi="Arial"/>
-          <w:b/>
-          <w:bCs/>
-          <w:color w:val="1A3C5E"/>
-          <w:sz w:val="28"/>
-          <w:szCs w:val="28"/>
-        </w:rPr>
-        <w:t xml:space="preserve">Option A: Hire a Developer</w:t>
-      </w:r>
-    </w:p>
-    <w:p>
-      <w:pPr>
-        <w:spacing w:after="80" w:before="80"/>
-      </w:pPr>
-      <w:r>
-        <w:rPr>
-          <w:rFonts w:ascii="Arial" w:cs="Arial" w:eastAsia="Arial" w:hAnsi="Arial"/>
-          <w:color w:val="1A1A1A"/>
-          <w:sz w:val="22"/>
-          <w:szCs w:val="22"/>
-        </w:rPr>
-        <w:t xml:space="preserve">Give the developer the link to your GitHub repository. They will have everything they need to make changes and deploy them.</w:t>
-      </w:r>
-    </w:p>
-    <w:p>
-      <w:pPr>
-        <w:spacing w:after="0" w:before="120"/>
-      </w:pPr>
-      <w:r>
-        <w:t xml:space="preserve"/>
-      </w:r>
-    </w:p>
-    <w:p>
-      <w:pPr>
-        <w:spacing w:after="80" w:before="80"/>
-      </w:pPr>
-      <w:r>
-        <w:rPr>
-          <w:rFonts w:ascii="Arial" w:cs="Arial" w:eastAsia="Arial" w:hAnsi="Arial"/>
-          <w:color w:val="1A1A1A"/>
-          <w:sz w:val="22"/>
-          <w:szCs w:val="22"/>
-        </w:rPr>
-        <w:t xml:space="preserve">Your GitHub repository: </w:t>
-      </w:r>
-      <w:hyperlink w:history="1" r:id="rIds8qp0sa1wiiuqcai0_gaf">
-        <w:r>
-          <w:rPr>
-            <w:rFonts w:ascii="Arial" w:cs="Arial" w:eastAsia="Arial" w:hAnsi="Arial"/>
-            <w:color w:val="2A7FAF"/>
-            <w:sz w:val="22"/>
-            <w:szCs w:val="22"/>
-            <w:u w:val="single"/>
-          </w:rPr>
-          <w:t xml:space="preserve">github.com/Clupai8o0/kingdoubleglazing</w:t>
-        </w:r>
-      </w:hyperlink>
-    </w:p>
-    <w:p>
-      <w:pPr>
-        <w:spacing w:after="0" w:before="120"/>
-      </w:pPr>
-      <w:r>
-        <w:t xml:space="preserve"/>
-      </w:r>
-    </w:p>
-    <w:p>
-      <w:pPr>
-        <w:spacing w:after="80" w:before="80"/>
-      </w:pPr>
-      <w:r>
-        <w:rPr>
-          <w:rFonts w:ascii="Arial" w:cs="Arial" w:eastAsia="Arial" w:hAnsi="Arial"/>
-          <w:color w:val="1A1A1A"/>
-          <w:sz w:val="22"/>
-          <w:szCs w:val="22"/>
-        </w:rPr>
-        <w:t xml:space="preserve">The site is built with Next.js (a popular framework), Tailwind CSS, and TypeScript. Any web developer familiar with these will be able to work on it quickly.</w:t>
-      </w:r>
-    </w:p>
-    <w:p>
-      <w:pPr>
-        <w:spacing w:after="0" w:before="120"/>
-      </w:pPr>
-      <w:r>
-        <w:t xml:space="preserve"/>
-      </w:r>
-    </w:p>
-    <w:p>
-      <w:pPr>
-        <w:pStyle w:val="Heading2"/>
-        <w:spacing w:after="120" w:before="320"/>
-      </w:pPr>
-      <w:r>
-        <w:rPr>
-          <w:rFonts w:ascii="Arial" w:cs="Arial" w:eastAsia="Arial" w:hAnsi="Arial"/>
-          <w:b/>
-          <w:bCs/>
-          <w:color w:val="1A3C5E"/>
-          <w:sz w:val="28"/>
-          <w:szCs w:val="28"/>
-        </w:rPr>
-        <w:t xml:space="preserve">Option B: Use ChatGPT as a Guide</w:t>
-      </w:r>
-    </w:p>
-    <w:p>
-      <w:pPr>
-        <w:spacing w:after="80" w:before="80"/>
-      </w:pPr>
-      <w:r>
-        <w:rPr>
-          <w:rFonts w:ascii="Arial" w:cs="Arial" w:eastAsia="Arial" w:hAnsi="Arial"/>
-          <w:color w:val="1A1A1A"/>
-          <w:sz w:val="22"/>
-          <w:szCs w:val="22"/>
-        </w:rPr>
-        <w:t xml:space="preserve">You can ask ChatGPT to help you understand or make simple code changes. To get the best results, paste the code from the relevant file directly into ChatGPT and describe what you want to change.</w:t>
-      </w:r>
-    </w:p>
-    <w:p>
-      <w:pPr>
-        <w:spacing w:after="0" w:before="120"/>
-      </w:pPr>
-      <w:r>
-        <w:t xml:space="preserve"/>
-      </w:r>
-    </w:p>
-    <w:p>
-      <w:pPr>
-        <w:spacing w:after="80" w:before="80"/>
-      </w:pPr>
-      <w:r>
-        <w:rPr>
-          <w:rFonts w:ascii="Arial" w:cs="Arial" w:eastAsia="Arial" w:hAnsi="Arial"/>
-          <w:color w:val="1A1A1A"/>
-          <w:sz w:val="22"/>
-          <w:szCs w:val="22"/>
-        </w:rPr>
-        <w:t xml:space="preserve">A good prompt to start with:</w:t>
-      </w:r>
-    </w:p>
     <w:p>
       <w:pPr>
         <w:spacing w:after="0" w:before="120"/>
@@ -3915,28 +4490,39 @@
           <w:tcPr>
             <w:tcW w:type="dxa" w:w="9360"/>
             <w:tcBorders>
-              <w:top w:val="single" w:color="CCCCCC" w:sz="1"/>
-              <w:left w:val="single" w:color="888888" w:sz="12"/>
-              <w:bottom w:val="single" w:color="CCCCCC" w:sz="1"/>
-              <w:right w:val="single" w:color="CCCCCC" w:sz="1"/>
-            </w:tcBorders>
-            <w:shd w:fill="F5F5F5" w:val="clear"/>
-            <w:tcMar>
-              <w:top w:type="dxa" w:w="120"/>
-              <w:left w:type="dxa" w:w="200"/>
-              <w:bottom w:type="dxa" w:w="120"/>
-              <w:right w:type="dxa" w:w="200"/>
-            </w:tcMar>
-          </w:tcPr>
-          <w:p>
-            <w:r>
-              <w:rPr>
-                <w:rFonts w:ascii="Courier New" w:cs="Courier New" w:eastAsia="Courier New" w:hAnsi="Courier New"/>
-                <w:color w:val="333333"/>
-                <w:sz w:val="20"/>
-                <w:szCs w:val="20"/>
-              </w:rPr>
-              <w:t xml:space="preserve">"I have a Next.js website. Here is the code for [page name]. I want to [describe the change]. Please show me exactly what to change."</w:t>
+              <w:top w:val="single" w:color="2A7FAF" w:sz="4"/>
+              <w:left w:val="single" w:color="2A7FAF" w:sz="12"/>
+              <w:bottom w:val="single" w:color="2A7FAF" w:sz="4"/>
+              <w:right w:val="single" w:color="2A7FAF" w:sz="4"/>
+            </w:tcBorders>
+            <w:shd w:fill="EBF4FA" w:val="clear"/>
+            <w:tcMar>
+              <w:top w:type="dxa" w:w="100"/>
+              <w:left w:type="dxa" w:w="160"/>
+              <w:bottom w:type="dxa" w:w="100"/>
+              <w:right w:type="dxa" w:w="160"/>
+            </w:tcMar>
+          </w:tcPr>
+          <w:p>
+            <w:r>
+              <w:rPr>
+                <w:rFonts w:ascii="Arial" w:cs="Arial" w:eastAsia="Arial" w:hAnsi="Arial"/>
+                <w:b/>
+                <w:bCs/>
+                <w:color w:val="2A7FAF"/>
+                <w:sz w:val="20"/>
+                <w:szCs w:val="20"/>
+              </w:rPr>
+              <w:t xml:space="preserve">TIP: </w:t>
+            </w:r>
+            <w:r>
+              <w:rPr>
+                <w:rFonts w:ascii="Arial" w:cs="Arial" w:eastAsia="Arial" w:hAnsi="Arial"/>
+                <w:color w:val="1A3C5E"/>
+                <w:sz w:val="20"/>
+                <w:szCs w:val="20"/>
+              </w:rPr>
+              <w:t xml:space="preserve">You will also receive an email every time someone submits a quote. Check your inbox (and spam folder the first time) to make sure those are coming through.</w:t>
             </w:r>
           </w:p>
         </w:tc>
@@ -3952,6 +4538,26 @@
     </w:p>
     <w:p>
       <w:pPr>
+        <w:pStyle w:val="Heading1"/>
+        <w:pBdr>
+          <w:bottom w:val="single" w:color="2A7FAF" w:sz="8"/>
+        </w:pBdr>
+        <w:spacing w:after="160" w:before="400"/>
+      </w:pPr>
+      <w:r>
+        <w:rPr>
+          <w:rFonts w:ascii="Arial" w:cs="Arial" w:eastAsia="Arial" w:hAnsi="Arial"/>
+          <w:b/>
+          <w:bCs/>
+          <w:color w:val="1A3C5E"/>
+          <w:sz w:val="36"/>
+          <w:szCs w:val="36"/>
+        </w:rPr>
+        <w:t xml:space="preserve">7. Email Notifications (Resend)</w:t>
+      </w:r>
+    </w:p>
+    <w:p>
+      <w:pPr>
         <w:spacing w:after="80" w:before="80"/>
       </w:pPr>
       <w:r>
@@ -3961,7 +4567,229 @@
           <w:sz w:val="22"/>
           <w:szCs w:val="22"/>
         </w:rPr>
-        <w:t xml:space="preserve">Once you have the updated code, paste it back into the file using GitHub’s web editor, or give it to a developer to deploy.</w:t>
+        <w:t xml:space="preserve">Resend is the service that sends you an email every time a customer submits a quote. It is already set up and working.</w:t>
+      </w:r>
+    </w:p>
+    <w:p>
+      <w:pPr>
+        <w:spacing w:after="0" w:before="120"/>
+      </w:pPr>
+      <w:r>
+        <w:t xml:space="preserve"/>
+      </w:r>
+    </w:p>
+    <w:p>
+      <w:pPr>
+        <w:spacing w:after="80" w:before="80"/>
+      </w:pPr>
+      <w:r>
+        <w:rPr>
+          <w:rFonts w:ascii="Arial" w:cs="Arial" w:eastAsia="Arial" w:hAnsi="Arial"/>
+          <w:color w:val="1A1A1A"/>
+          <w:sz w:val="22"/>
+          <w:szCs w:val="22"/>
+        </w:rPr>
+        <w:t xml:space="preserve">You normally do not need to log in to Resend unless you want to:</w:t>
+      </w:r>
+    </w:p>
+    <w:p>
+      <w:pPr>
+        <w:pStyle w:val="ListParagraph"/>
+        <w:numPr>
+          <w:ilvl w:val="0"/>
+          <w:numId w:val="3"/>
+        </w:numPr>
+        <w:spacing w:after="60" w:before="60"/>
+      </w:pPr>
+      <w:r>
+        <w:rPr>
+          <w:rFonts w:ascii="Arial" w:cs="Arial" w:eastAsia="Arial" w:hAnsi="Arial"/>
+          <w:color w:val="1A1A1A"/>
+          <w:sz w:val="22"/>
+          <w:szCs w:val="22"/>
+        </w:rPr>
+        <w:t xml:space="preserve">Check how many emails were sent</w:t>
+      </w:r>
+    </w:p>
+    <w:p>
+      <w:pPr>
+        <w:pStyle w:val="ListParagraph"/>
+        <w:numPr>
+          <w:ilvl w:val="0"/>
+          <w:numId w:val="3"/>
+        </w:numPr>
+        <w:spacing w:after="60" w:before="60"/>
+      </w:pPr>
+      <w:r>
+        <w:rPr>
+          <w:rFonts w:ascii="Arial" w:cs="Arial" w:eastAsia="Arial" w:hAnsi="Arial"/>
+          <w:color w:val="1A1A1A"/>
+          <w:sz w:val="22"/>
+          <w:szCs w:val="22"/>
+        </w:rPr>
+        <w:t xml:space="preserve">See if a specific email was delivered</w:t>
+      </w:r>
+    </w:p>
+    <w:p>
+      <w:pPr>
+        <w:pStyle w:val="ListParagraph"/>
+        <w:numPr>
+          <w:ilvl w:val="0"/>
+          <w:numId w:val="3"/>
+        </w:numPr>
+        <w:spacing w:after="60" w:before="60"/>
+      </w:pPr>
+      <w:r>
+        <w:rPr>
+          <w:rFonts w:ascii="Arial" w:cs="Arial" w:eastAsia="Arial" w:hAnsi="Arial"/>
+          <w:color w:val="1A1A1A"/>
+          <w:sz w:val="22"/>
+          <w:szCs w:val="22"/>
+        </w:rPr>
+        <w:t xml:space="preserve">Update the From address on the emails</w:t>
+      </w:r>
+    </w:p>
+    <w:p>
+      <w:pPr>
+        <w:spacing w:after="0" w:before="120"/>
+      </w:pPr>
+      <w:r>
+        <w:t xml:space="preserve"/>
+      </w:r>
+    </w:p>
+    <w:p>
+      <w:pPr>
+        <w:spacing w:after="80" w:before="80"/>
+      </w:pPr>
+      <w:r>
+        <w:rPr>
+          <w:rFonts w:ascii="Arial" w:cs="Arial" w:eastAsia="Arial" w:hAnsi="Arial"/>
+          <w:color w:val="1A1A1A"/>
+          <w:sz w:val="22"/>
+          <w:szCs w:val="22"/>
+        </w:rPr>
+        <w:t xml:space="preserve">Log in at https://resend.com using Google or GitHub.</w:t>
+      </w:r>
+    </w:p>
+    <w:p>
+      <w:pPr>
+        <w:spacing w:after="0" w:before="120"/>
+      </w:pPr>
+      <w:r>
+        <w:t xml:space="preserve"/>
+      </w:r>
+    </w:p>
+    <w:p>
+      <w:pPr>
+        <w:pStyle w:val="Heading1"/>
+        <w:pBdr>
+          <w:bottom w:val="single" w:color="2A7FAF" w:sz="8"/>
+        </w:pBdr>
+        <w:spacing w:after="160" w:before="400"/>
+      </w:pPr>
+      <w:r>
+        <w:rPr>
+          <w:rFonts w:ascii="Arial" w:cs="Arial" w:eastAsia="Arial" w:hAnsi="Arial"/>
+          <w:b/>
+          <w:bCs/>
+          <w:color w:val="1A3C5E"/>
+          <w:sz w:val="36"/>
+          <w:szCs w:val="36"/>
+        </w:rPr>
+        <w:t xml:space="preserve">8. Your Website Hosting (Vercel)</w:t>
+      </w:r>
+    </w:p>
+    <w:p>
+      <w:pPr>
+        <w:spacing w:after="80" w:before="80"/>
+      </w:pPr>
+      <w:r>
+        <w:rPr>
+          <w:rFonts w:ascii="Arial" w:cs="Arial" w:eastAsia="Arial" w:hAnsi="Arial"/>
+          <w:color w:val="1A1A1A"/>
+          <w:sz w:val="22"/>
+          <w:szCs w:val="22"/>
+        </w:rPr>
+        <w:t xml:space="preserve">Vercel keeps your website live. It is fully automatic — you do not need to do anything day to day.</w:t>
+      </w:r>
+    </w:p>
+    <w:p>
+      <w:pPr>
+        <w:spacing w:after="0" w:before="120"/>
+      </w:pPr>
+      <w:r>
+        <w:t xml:space="preserve"/>
+      </w:r>
+    </w:p>
+    <w:p>
+      <w:pPr>
+        <w:spacing w:after="80" w:before="80"/>
+      </w:pPr>
+      <w:r>
+        <w:rPr>
+          <w:rFonts w:ascii="Arial" w:cs="Arial" w:eastAsia="Arial" w:hAnsi="Arial"/>
+          <w:color w:val="1A1A1A"/>
+          <w:sz w:val="22"/>
+          <w:szCs w:val="22"/>
+        </w:rPr>
+        <w:t xml:space="preserve">The only times you would log in to Vercel (https://vercel.com) are:</w:t>
+      </w:r>
+    </w:p>
+    <w:p>
+      <w:pPr>
+        <w:pStyle w:val="ListParagraph"/>
+        <w:numPr>
+          <w:ilvl w:val="0"/>
+          <w:numId w:val="3"/>
+        </w:numPr>
+        <w:spacing w:after="60" w:before="60"/>
+      </w:pPr>
+      <w:r>
+        <w:rPr>
+          <w:rFonts w:ascii="Arial" w:cs="Arial" w:eastAsia="Arial" w:hAnsi="Arial"/>
+          <w:color w:val="1A1A1A"/>
+          <w:sz w:val="22"/>
+          <w:szCs w:val="22"/>
+        </w:rPr>
+        <w:t xml:space="preserve">To check if the website is online</w:t>
+      </w:r>
+    </w:p>
+    <w:p>
+      <w:pPr>
+        <w:pStyle w:val="ListParagraph"/>
+        <w:numPr>
+          <w:ilvl w:val="0"/>
+          <w:numId w:val="3"/>
+        </w:numPr>
+        <w:spacing w:after="60" w:before="60"/>
+      </w:pPr>
+      <w:r>
+        <w:rPr>
+          <w:rFonts w:ascii="Arial" w:cs="Arial" w:eastAsia="Arial" w:hAnsi="Arial"/>
+          <w:color w:val="1A1A1A"/>
+          <w:sz w:val="22"/>
+          <w:szCs w:val="22"/>
+        </w:rPr>
+        <w:t xml:space="preserve">To add a developer to the project so they can deploy code changes</w:t>
+      </w:r>
+    </w:p>
+    <w:p>
+      <w:pPr>
+        <w:pStyle w:val="ListParagraph"/>
+        <w:numPr>
+          <w:ilvl w:val="0"/>
+          <w:numId w:val="3"/>
+        </w:numPr>
+        <w:spacing w:after="60" w:before="60"/>
+      </w:pPr>
+      <w:r>
+        <w:rPr>
+          <w:rFonts w:ascii="Arial" w:cs="Arial" w:eastAsia="Arial" w:hAnsi="Arial"/>
+          <w:color w:val="1A1A1A"/>
+          <w:sz w:val="22"/>
+          <w:szCs w:val="22"/>
+        </w:rPr>
+        <w:t xml:space="preserve">To update environment settings if your email or API keys change</w:t>
       </w:r>
     </w:p>
     <w:p>
@@ -4024,7 +4852,7 @@
                 <w:sz w:val="20"/>
                 <w:szCs w:val="20"/>
               </w:rPr>
-              <w:t xml:space="preserve">For anything that will go live on the public website, always test it on a staging/preview link first (Vercel automatically creates one for every code change).</w:t>
+              <w:t xml:space="preserve">If the website ever goes down, check vercel.com first. The dashboard will tell you if there is an issue.</w:t>
             </w:r>
           </w:p>
         </w:tc>
@@ -4055,7 +4883,7 @@
           <w:sz w:val="36"/>
           <w:szCs w:val="36"/>
         </w:rPr>
-        <w:t xml:space="preserve">9. Your Domain Name</w:t>
+        <w:t xml:space="preserve">9. Making Bigger Changes (Code)</w:t>
       </w:r>
     </w:p>
     <w:p>
@@ -4069,7 +4897,7 @@
           <w:sz w:val="22"/>
           <w:szCs w:val="22"/>
         </w:rPr>
-        <w:t xml:space="preserve">Your domain is kingdoubleglazing.com.au. It is pointed to your Vercel hosting.</w:t>
+        <w:t xml:space="preserve">For anything beyond text and images — like adding a new page, changing the layout, or adding a new feature — someone will need to edit the code.</w:t>
       </w:r>
     </w:p>
     <w:p>
@@ -4091,9 +4919,308 @@
           <w:sz w:val="22"/>
           <w:szCs w:val="22"/>
         </w:rPr>
-        <w:t xml:space="preserve">The domain is managed separately from this setup. If you ever need to renew it or update DNS records, contact whoever you registered the domain with (check your email for the original registration receipt).</w:t>
-      </w:r>
-    </w:p>
+        <w:t xml:space="preserve">You have two options:</w:t>
+      </w:r>
+    </w:p>
+    <w:p>
+      <w:pPr>
+        <w:spacing w:after="0" w:before="120"/>
+      </w:pPr>
+      <w:r>
+        <w:t xml:space="preserve"/>
+      </w:r>
+    </w:p>
+    <w:p>
+      <w:pPr>
+        <w:pStyle w:val="Heading2"/>
+        <w:spacing w:after="120" w:before="320"/>
+      </w:pPr>
+      <w:r>
+        <w:rPr>
+          <w:rFonts w:ascii="Arial" w:cs="Arial" w:eastAsia="Arial" w:hAnsi="Arial"/>
+          <w:b/>
+          <w:bCs/>
+          <w:color w:val="1A3C5E"/>
+          <w:sz w:val="28"/>
+          <w:szCs w:val="28"/>
+        </w:rPr>
+        <w:t xml:space="preserve">Option A: Hire a Developer</w:t>
+      </w:r>
+    </w:p>
+    <w:p>
+      <w:pPr>
+        <w:spacing w:after="80" w:before="80"/>
+      </w:pPr>
+      <w:r>
+        <w:rPr>
+          <w:rFonts w:ascii="Arial" w:cs="Arial" w:eastAsia="Arial" w:hAnsi="Arial"/>
+          <w:color w:val="1A1A1A"/>
+          <w:sz w:val="22"/>
+          <w:szCs w:val="22"/>
+        </w:rPr>
+        <w:t xml:space="preserve">Give the developer the link to your GitHub repository. They will have everything they need to make changes and deploy them.</w:t>
+      </w:r>
+    </w:p>
+    <w:p>
+      <w:pPr>
+        <w:spacing w:after="0" w:before="120"/>
+      </w:pPr>
+      <w:r>
+        <w:t xml:space="preserve"/>
+      </w:r>
+    </w:p>
+    <w:p>
+      <w:pPr>
+        <w:spacing w:after="80" w:before="80"/>
+      </w:pPr>
+      <w:r>
+        <w:rPr>
+          <w:rFonts w:ascii="Arial" w:cs="Arial" w:eastAsia="Arial" w:hAnsi="Arial"/>
+          <w:color w:val="1A1A1A"/>
+          <w:sz w:val="22"/>
+          <w:szCs w:val="22"/>
+        </w:rPr>
+        <w:t xml:space="preserve">Your GitHub repository: </w:t>
+      </w:r>
+      <w:hyperlink w:history="1" r:id="rIdi9i-d0placllfahwuh1xe">
+        <w:r>
+          <w:rPr>
+            <w:rFonts w:ascii="Arial" w:cs="Arial" w:eastAsia="Arial" w:hAnsi="Arial"/>
+            <w:color w:val="2A7FAF"/>
+            <w:sz w:val="22"/>
+            <w:szCs w:val="22"/>
+            <w:u w:val="single"/>
+          </w:rPr>
+          <w:t xml:space="preserve">github.com/Clupai8o0/kingdoubleglazing</w:t>
+        </w:r>
+      </w:hyperlink>
+    </w:p>
+    <w:p>
+      <w:pPr>
+        <w:spacing w:after="0" w:before="120"/>
+      </w:pPr>
+      <w:r>
+        <w:t xml:space="preserve"/>
+      </w:r>
+    </w:p>
+    <w:p>
+      <w:pPr>
+        <w:spacing w:after="80" w:before="80"/>
+      </w:pPr>
+      <w:r>
+        <w:rPr>
+          <w:rFonts w:ascii="Arial" w:cs="Arial" w:eastAsia="Arial" w:hAnsi="Arial"/>
+          <w:color w:val="1A1A1A"/>
+          <w:sz w:val="22"/>
+          <w:szCs w:val="22"/>
+        </w:rPr>
+        <w:t xml:space="preserve">The site is built with Next.js (a popular framework), Tailwind CSS, and TypeScript. Any web developer familiar with these will be able to work on it quickly.</w:t>
+      </w:r>
+    </w:p>
+    <w:p>
+      <w:pPr>
+        <w:spacing w:after="0" w:before="120"/>
+      </w:pPr>
+      <w:r>
+        <w:t xml:space="preserve"/>
+      </w:r>
+    </w:p>
+    <w:p>
+      <w:pPr>
+        <w:pStyle w:val="Heading2"/>
+        <w:spacing w:after="120" w:before="320"/>
+      </w:pPr>
+      <w:r>
+        <w:rPr>
+          <w:rFonts w:ascii="Arial" w:cs="Arial" w:eastAsia="Arial" w:hAnsi="Arial"/>
+          <w:b/>
+          <w:bCs/>
+          <w:color w:val="1A3C5E"/>
+          <w:sz w:val="28"/>
+          <w:szCs w:val="28"/>
+        </w:rPr>
+        <w:t xml:space="preserve">Option B: Use ChatGPT as a Guide</w:t>
+      </w:r>
+    </w:p>
+    <w:p>
+      <w:pPr>
+        <w:spacing w:after="80" w:before="80"/>
+      </w:pPr>
+      <w:r>
+        <w:rPr>
+          <w:rFonts w:ascii="Arial" w:cs="Arial" w:eastAsia="Arial" w:hAnsi="Arial"/>
+          <w:color w:val="1A1A1A"/>
+          <w:sz w:val="22"/>
+          <w:szCs w:val="22"/>
+        </w:rPr>
+        <w:t xml:space="preserve">You can ask ChatGPT to help you understand or make simple code changes. To get the best results, paste the code from the relevant file directly into ChatGPT and describe what you want to change.</w:t>
+      </w:r>
+    </w:p>
+    <w:p>
+      <w:pPr>
+        <w:spacing w:after="0" w:before="120"/>
+      </w:pPr>
+      <w:r>
+        <w:t xml:space="preserve"/>
+      </w:r>
+    </w:p>
+    <w:p>
+      <w:pPr>
+        <w:spacing w:after="80" w:before="80"/>
+      </w:pPr>
+      <w:r>
+        <w:rPr>
+          <w:rFonts w:ascii="Arial" w:cs="Arial" w:eastAsia="Arial" w:hAnsi="Arial"/>
+          <w:color w:val="1A1A1A"/>
+          <w:sz w:val="22"/>
+          <w:szCs w:val="22"/>
+        </w:rPr>
+        <w:t xml:space="preserve">A good prompt to start with:</w:t>
+      </w:r>
+    </w:p>
+    <w:p>
+      <w:pPr>
+        <w:spacing w:after="0" w:before="120"/>
+      </w:pPr>
+      <w:r>
+        <w:t xml:space="preserve"/>
+      </w:r>
+    </w:p>
+    <w:tbl>
+      <w:tblPr>
+        <w:tblW w:type="dxa" w:w="9360"/>
+        <w:tblBorders>
+          <w:top w:val="single" w:color="auto" w:sz="4"/>
+          <w:left w:val="single" w:color="auto" w:sz="4"/>
+          <w:bottom w:val="single" w:color="auto" w:sz="4"/>
+          <w:right w:val="single" w:color="auto" w:sz="4"/>
+          <w:insideH w:val="single" w:color="auto" w:sz="4"/>
+          <w:insideV w:val="single" w:color="auto" w:sz="4"/>
+        </w:tblBorders>
+      </w:tblPr>
+      <w:tblGrid>
+        <w:gridCol w:w="9360"/>
+      </w:tblGrid>
+      <w:tr>
+        <w:tc>
+          <w:tcPr>
+            <w:tcW w:type="dxa" w:w="9360"/>
+            <w:tcBorders>
+              <w:top w:val="single" w:color="CCCCCC" w:sz="1"/>
+              <w:left w:val="single" w:color="888888" w:sz="12"/>
+              <w:bottom w:val="single" w:color="CCCCCC" w:sz="1"/>
+              <w:right w:val="single" w:color="CCCCCC" w:sz="1"/>
+            </w:tcBorders>
+            <w:shd w:fill="F5F5F5" w:val="clear"/>
+            <w:tcMar>
+              <w:top w:type="dxa" w:w="120"/>
+              <w:left w:type="dxa" w:w="200"/>
+              <w:bottom w:type="dxa" w:w="120"/>
+              <w:right w:type="dxa" w:w="200"/>
+            </w:tcMar>
+          </w:tcPr>
+          <w:p>
+            <w:r>
+              <w:rPr>
+                <w:rFonts w:ascii="Courier New" w:cs="Courier New" w:eastAsia="Courier New" w:hAnsi="Courier New"/>
+                <w:color w:val="333333"/>
+                <w:sz w:val="20"/>
+                <w:szCs w:val="20"/>
+              </w:rPr>
+              <w:t xml:space="preserve">"I have a Next.js website. Here is the code for [page name]. I want to [describe the change]. Please show me exactly what to change."</w:t>
+            </w:r>
+          </w:p>
+        </w:tc>
+      </w:tr>
+    </w:tbl>
+    <w:p>
+      <w:pPr>
+        <w:spacing w:after="0" w:before="120"/>
+      </w:pPr>
+      <w:r>
+        <w:t xml:space="preserve"/>
+      </w:r>
+    </w:p>
+    <w:p>
+      <w:pPr>
+        <w:spacing w:after="80" w:before="80"/>
+      </w:pPr>
+      <w:r>
+        <w:rPr>
+          <w:rFonts w:ascii="Arial" w:cs="Arial" w:eastAsia="Arial" w:hAnsi="Arial"/>
+          <w:color w:val="1A1A1A"/>
+          <w:sz w:val="22"/>
+          <w:szCs w:val="22"/>
+        </w:rPr>
+        <w:t xml:space="preserve">Once you have the updated code, paste it back into the file using GitHub’s web editor, or give it to a developer to deploy.</w:t>
+      </w:r>
+    </w:p>
+    <w:p>
+      <w:pPr>
+        <w:spacing w:after="0" w:before="120"/>
+      </w:pPr>
+      <w:r>
+        <w:t xml:space="preserve"/>
+      </w:r>
+    </w:p>
+    <w:tbl>
+      <w:tblPr>
+        <w:tblW w:type="dxa" w:w="9360"/>
+        <w:tblBorders>
+          <w:top w:val="single" w:color="auto" w:sz="4"/>
+          <w:left w:val="single" w:color="auto" w:sz="4"/>
+          <w:bottom w:val="single" w:color="auto" w:sz="4"/>
+          <w:right w:val="single" w:color="auto" w:sz="4"/>
+          <w:insideH w:val="single" w:color="auto" w:sz="4"/>
+          <w:insideV w:val="single" w:color="auto" w:sz="4"/>
+        </w:tblBorders>
+      </w:tblPr>
+      <w:tblGrid>
+        <w:gridCol w:w="9360"/>
+      </w:tblGrid>
+      <w:tr>
+        <w:tc>
+          <w:tcPr>
+            <w:tcW w:type="dxa" w:w="9360"/>
+            <w:tcBorders>
+              <w:top w:val="single" w:color="2A7FAF" w:sz="4"/>
+              <w:left w:val="single" w:color="2A7FAF" w:sz="12"/>
+              <w:bottom w:val="single" w:color="2A7FAF" w:sz="4"/>
+              <w:right w:val="single" w:color="2A7FAF" w:sz="4"/>
+            </w:tcBorders>
+            <w:shd w:fill="EBF4FA" w:val="clear"/>
+            <w:tcMar>
+              <w:top w:type="dxa" w:w="100"/>
+              <w:left w:type="dxa" w:w="160"/>
+              <w:bottom w:type="dxa" w:w="100"/>
+              <w:right w:type="dxa" w:w="160"/>
+            </w:tcMar>
+          </w:tcPr>
+          <w:p>
+            <w:r>
+              <w:rPr>
+                <w:rFonts w:ascii="Arial" w:cs="Arial" w:eastAsia="Arial" w:hAnsi="Arial"/>
+                <w:b/>
+                <w:bCs/>
+                <w:color w:val="2A7FAF"/>
+                <w:sz w:val="20"/>
+                <w:szCs w:val="20"/>
+              </w:rPr>
+              <w:t xml:space="preserve">TIP: </w:t>
+            </w:r>
+            <w:r>
+              <w:rPr>
+                <w:rFonts w:ascii="Arial" w:cs="Arial" w:eastAsia="Arial" w:hAnsi="Arial"/>
+                <w:color w:val="1A3C5E"/>
+                <w:sz w:val="20"/>
+                <w:szCs w:val="20"/>
+              </w:rPr>
+              <w:t xml:space="preserve">For anything that will go live on the public website, always test it on a staging/preview link first (Vercel automatically creates one for every code change).</w:t>
+            </w:r>
+          </w:p>
+        </w:tc>
+      </w:tr>
+    </w:tbl>
     <w:p>
       <w:pPr>
         <w:spacing w:after="0" w:before="120"/>
@@ -4119,7 +5246,71 @@
           <w:sz w:val="36"/>
           <w:szCs w:val="36"/>
         </w:rPr>
-        <w:t xml:space="preserve">10. Quick Reference — Common Tasks</w:t>
+        <w:t xml:space="preserve">10. Your Domain Name</w:t>
+      </w:r>
+    </w:p>
+    <w:p>
+      <w:pPr>
+        <w:spacing w:after="80" w:before="80"/>
+      </w:pPr>
+      <w:r>
+        <w:rPr>
+          <w:rFonts w:ascii="Arial" w:cs="Arial" w:eastAsia="Arial" w:hAnsi="Arial"/>
+          <w:color w:val="1A1A1A"/>
+          <w:sz w:val="22"/>
+          <w:szCs w:val="22"/>
+        </w:rPr>
+        <w:t xml:space="preserve">Your domain is kingdoubleglazing.com.au. It is pointed to your Vercel hosting.</w:t>
+      </w:r>
+    </w:p>
+    <w:p>
+      <w:pPr>
+        <w:spacing w:after="0" w:before="120"/>
+      </w:pPr>
+      <w:r>
+        <w:t xml:space="preserve"/>
+      </w:r>
+    </w:p>
+    <w:p>
+      <w:pPr>
+        <w:spacing w:after="80" w:before="80"/>
+      </w:pPr>
+      <w:r>
+        <w:rPr>
+          <w:rFonts w:ascii="Arial" w:cs="Arial" w:eastAsia="Arial" w:hAnsi="Arial"/>
+          <w:color w:val="1A1A1A"/>
+          <w:sz w:val="22"/>
+          <w:szCs w:val="22"/>
+        </w:rPr>
+        <w:t xml:space="preserve">The domain is managed separately from this setup. If you ever need to renew it or update DNS records, contact whoever you registered the domain with (check your email for the original registration receipt).</w:t>
+      </w:r>
+    </w:p>
+    <w:p>
+      <w:pPr>
+        <w:spacing w:after="0" w:before="120"/>
+      </w:pPr>
+      <w:r>
+        <w:t xml:space="preserve"/>
+      </w:r>
+    </w:p>
+    <w:p>
+      <w:pPr>
+        <w:pStyle w:val="Heading1"/>
+        <w:pBdr>
+          <w:bottom w:val="single" w:color="2A7FAF" w:sz="8"/>
+        </w:pBdr>
+        <w:spacing w:after="160" w:before="400"/>
+      </w:pPr>
+      <w:r>
+        <w:rPr>
+          <w:rFonts w:ascii="Arial" w:cs="Arial" w:eastAsia="Arial" w:hAnsi="Arial"/>
+          <w:b/>
+          <w:bCs/>
+          <w:color w:val="1A3C5E"/>
+          <w:sz w:val="36"/>
+          <w:szCs w:val="36"/>
+        </w:rPr>
+        <w:t xml:space="preserve">11. Quick Reference — Common Tasks</w:t>
       </w:r>
     </w:p>
     <w:p>
@@ -4427,6 +5618,130 @@
                 <w:sz w:val="20"/>
                 <w:szCs w:val="20"/>
               </w:rPr>
+              <w:t xml:space="preserve">Edit the quote email customers receive</w:t>
+            </w:r>
+          </w:p>
+        </w:tc>
+        <w:tc>
+          <w:tcPr>
+            <w:tcW w:type="dxa" w:w="5760"/>
+            <w:tcBorders>
+              <w:top w:val="single" w:color="CCCCCC" w:sz="1"/>
+              <w:left w:val="single" w:color="CCCCCC" w:sz="1"/>
+              <w:bottom w:val="single" w:color="CCCCCC" w:sz="1"/>
+              <w:right w:val="single" w:color="CCCCCC" w:sz="1"/>
+            </w:tcBorders>
+            <w:shd w:fill="F5F5F5" w:val="clear"/>
+            <w:tcMar>
+              <w:top w:type="dxa" w:w="80"/>
+              <w:left w:type="dxa" w:w="120"/>
+              <w:bottom w:type="dxa" w:w="80"/>
+              <w:right w:type="dxa" w:w="120"/>
+            </w:tcMar>
+          </w:tcPr>
+          <w:p>
+            <w:r>
+              <w:rPr>
+                <w:rFonts w:ascii="Arial" w:cs="Arial" w:eastAsia="Arial" w:hAnsi="Arial"/>
+                <w:color w:val="1A1A1A"/>
+                <w:sz w:val="20"/>
+                <w:szCs w:val="20"/>
+              </w:rPr>
+              <w:t xml:space="preserve">Editor (admin) → Settings → Email Copy → Quote confirm fields → Save</w:t>
+            </w:r>
+          </w:p>
+        </w:tc>
+      </w:tr>
+      <w:tr>
+        <w:tc>
+          <w:tcPr>
+            <w:tcW w:type="dxa" w:w="3600"/>
+            <w:tcBorders>
+              <w:top w:val="single" w:color="CCCCCC" w:sz="1"/>
+              <w:left w:val="single" w:color="CCCCCC" w:sz="1"/>
+              <w:bottom w:val="single" w:color="CCCCCC" w:sz="1"/>
+              <w:right w:val="single" w:color="CCCCCC" w:sz="1"/>
+            </w:tcBorders>
+            <w:shd w:fill="FFFFFF" w:val="clear"/>
+            <w:tcMar>
+              <w:top w:type="dxa" w:w="80"/>
+              <w:left w:type="dxa" w:w="120"/>
+              <w:bottom w:type="dxa" w:w="80"/>
+              <w:right w:type="dxa" w:w="120"/>
+            </w:tcMar>
+          </w:tcPr>
+          <w:p>
+            <w:r>
+              <w:rPr>
+                <w:rFonts w:ascii="Arial" w:cs="Arial" w:eastAsia="Arial" w:hAnsi="Arial"/>
+                <w:b/>
+                <w:bCs/>
+                <w:color w:val="1A3C5E"/>
+                <w:sz w:val="20"/>
+                <w:szCs w:val="20"/>
+              </w:rPr>
+              <w:t xml:space="preserve">Edit my internal notification emails</w:t>
+            </w:r>
+          </w:p>
+        </w:tc>
+        <w:tc>
+          <w:tcPr>
+            <w:tcW w:type="dxa" w:w="5760"/>
+            <w:tcBorders>
+              <w:top w:val="single" w:color="CCCCCC" w:sz="1"/>
+              <w:left w:val="single" w:color="CCCCCC" w:sz="1"/>
+              <w:bottom w:val="single" w:color="CCCCCC" w:sz="1"/>
+              <w:right w:val="single" w:color="CCCCCC" w:sz="1"/>
+            </w:tcBorders>
+            <w:shd w:fill="FFFFFF" w:val="clear"/>
+            <w:tcMar>
+              <w:top w:type="dxa" w:w="80"/>
+              <w:left w:type="dxa" w:w="120"/>
+              <w:bottom w:type="dxa" w:w="80"/>
+              <w:right w:type="dxa" w:w="120"/>
+            </w:tcMar>
+          </w:tcPr>
+          <w:p>
+            <w:r>
+              <w:rPr>
+                <w:rFonts w:ascii="Arial" w:cs="Arial" w:eastAsia="Arial" w:hAnsi="Arial"/>
+                <w:color w:val="1A1A1A"/>
+                <w:sz w:val="20"/>
+                <w:szCs w:val="20"/>
+              </w:rPr>
+              <w:t xml:space="preserve">Editor (admin) → Settings → Email Copy → Contact/Quote notification fields → Save</w:t>
+            </w:r>
+          </w:p>
+        </w:tc>
+      </w:tr>
+      <w:tr>
+        <w:tc>
+          <w:tcPr>
+            <w:tcW w:type="dxa" w:w="3600"/>
+            <w:tcBorders>
+              <w:top w:val="single" w:color="CCCCCC" w:sz="1"/>
+              <w:left w:val="single" w:color="CCCCCC" w:sz="1"/>
+              <w:bottom w:val="single" w:color="CCCCCC" w:sz="1"/>
+              <w:right w:val="single" w:color="CCCCCC" w:sz="1"/>
+            </w:tcBorders>
+            <w:shd w:fill="F5F5F5" w:val="clear"/>
+            <w:tcMar>
+              <w:top w:type="dxa" w:w="80"/>
+              <w:left w:type="dxa" w:w="120"/>
+              <w:bottom w:type="dxa" w:w="80"/>
+              <w:right w:type="dxa" w:w="120"/>
+            </w:tcMar>
+          </w:tcPr>
+          <w:p>
+            <w:r>
+              <w:rPr>
+                <w:rFonts w:ascii="Arial" w:cs="Arial" w:eastAsia="Arial" w:hAnsi="Arial"/>
+                <w:b/>
+                <w:bCs/>
+                <w:color w:val="1A3C5E"/>
+                <w:sz w:val="20"/>
+                <w:szCs w:val="20"/>
+              </w:rPr>
               <w:t xml:space="preserve">Add a gallery photo</w:t>
             </w:r>
           </w:p>
@@ -4859,7 +6174,7 @@
           <w:sz w:val="36"/>
           <w:szCs w:val="36"/>
         </w:rPr>
-        <w:t xml:space="preserve">11. Need Help?</w:t>
+        <w:t xml:space="preserve">12. Need Help?</w:t>
       </w:r>
     </w:p>
     <w:p>
